--- a/Advantages of Java.docx
+++ b/Advantages of Java.docx
@@ -3,12 +3,1075 @@
 <w:document xmlns:wpc="http://schemas.microsoft.com/office/word/2010/wordprocessingCanvas" xmlns:mc="http://schemas.openxmlformats.org/markup-compatibility/2006" xmlns:o="urn:schemas-microsoft-com:office:office" xmlns:r="http://schemas.openxmlformats.org/officeDocument/2006/relationships" xmlns:m="http://schemas.openxmlformats.org/officeDocument/2006/math" xmlns:v="urn:schemas-microsoft-com:vml" xmlns:wp14="http://schemas.microsoft.com/office/word/2010/wordprocessingDrawing" xmlns:wp="http://schemas.openxmlformats.org/drawingml/2006/wordprocessingDrawing" xmlns:w10="urn:schemas-microsoft-com:office:word" xmlns:w="http://schemas.openxmlformats.org/wordprocessingml/2006/main" xmlns:w14="http://schemas.microsoft.com/office/word/2010/wordml" xmlns:wpg="http://schemas.microsoft.com/office/word/2010/wordprocessingGroup" xmlns:wpi="http://schemas.microsoft.com/office/word/2010/wordprocessingInk" xmlns:wne="http://schemas.microsoft.com/office/word/2006/wordml" xmlns:wps="http://schemas.microsoft.com/office/word/2010/wordprocessingShape" mc:Ignorable="w14 wp14">
   <w:body>
     <w:p>
-      <w:r>
-        <w:t>Java has a simple syntax</w:t>
+      <w:pPr>
+        <w:spacing w:before="100" w:beforeAutospacing="1" w:after="100" w:afterAutospacing="1" w:line="240" w:lineRule="auto"/>
+        <w:outlineLvl w:val="1"/>
+        <w:rPr>
+          <w:rFonts w:ascii="Times New Roman" w:eastAsia="Times New Roman" w:hAnsi="Times New Roman" w:cs="Times New Roman"/>
+          <w:b/>
+          <w:bCs/>
+          <w:sz w:val="36"/>
+          <w:szCs w:val="36"/>
+          <w:lang w:eastAsia="en-IN"/>
+        </w:rPr>
+      </w:pPr>
+      <w:r>
+        <w:rPr>
+          <w:rFonts w:ascii="Times New Roman" w:eastAsia="Times New Roman" w:hAnsi="Times New Roman" w:cs="Times New Roman"/>
+          <w:b/>
+          <w:bCs/>
+          <w:sz w:val="36"/>
+          <w:szCs w:val="36"/>
+          <w:lang w:eastAsia="en-IN"/>
+        </w:rPr>
+        <w:t>Advantages of Java</w:t>
+      </w:r>
+    </w:p>
+    <w:p>
+      <w:pPr>
+        <w:spacing w:before="100" w:beforeAutospacing="1" w:after="100" w:afterAutospacing="1" w:line="240" w:lineRule="auto"/>
+        <w:rPr>
+          <w:rFonts w:ascii="Times New Roman" w:eastAsia="Times New Roman" w:hAnsi="Times New Roman" w:cs="Times New Roman"/>
+          <w:sz w:val="24"/>
+          <w:szCs w:val="24"/>
+          <w:lang w:eastAsia="en-IN"/>
+        </w:rPr>
+      </w:pPr>
+      <w:r>
+        <w:rPr>
+          <w:rFonts w:ascii="Times New Roman" w:eastAsia="Times New Roman" w:hAnsi="Times New Roman" w:cs="Times New Roman"/>
+          <w:sz w:val="24"/>
+          <w:szCs w:val="24"/>
+          <w:lang w:eastAsia="en-IN"/>
+        </w:rPr>
+        <w:t>Java is one of the most popular programming languages because of its simplicity, flexibility, and reliability. The main advantages of Java are:</w:t>
+      </w:r>
+    </w:p>
+    <w:p>
+      <w:pPr>
+        <w:numPr>
+          <w:ilvl w:val="0"/>
+          <w:numId w:val="1"/>
+        </w:numPr>
+        <w:spacing w:before="100" w:beforeAutospacing="1" w:after="100" w:afterAutospacing="1" w:line="240" w:lineRule="auto"/>
+        <w:rPr>
+          <w:rFonts w:ascii="Times New Roman" w:eastAsia="Times New Roman" w:hAnsi="Times New Roman" w:cs="Times New Roman"/>
+          <w:sz w:val="24"/>
+          <w:szCs w:val="24"/>
+          <w:lang w:eastAsia="en-IN"/>
+        </w:rPr>
+      </w:pPr>
+      <w:r>
+        <w:rPr>
+          <w:rFonts w:ascii="Times New Roman" w:eastAsia="Times New Roman" w:hAnsi="Times New Roman" w:cs="Times New Roman"/>
+          <w:b/>
+          <w:bCs/>
+          <w:sz w:val="24"/>
+          <w:szCs w:val="24"/>
+          <w:lang w:eastAsia="en-IN"/>
+        </w:rPr>
+        <w:t>Platform Independent</w:t>
       </w:r>
       <w:bookmarkStart w:id="0" w:name="_GoBack"/>
       <w:bookmarkEnd w:id="0"/>
     </w:p>
+    <w:p>
+      <w:pPr>
+        <w:numPr>
+          <w:ilvl w:val="1"/>
+          <w:numId w:val="1"/>
+        </w:numPr>
+        <w:spacing w:before="100" w:beforeAutospacing="1" w:after="100" w:afterAutospacing="1" w:line="240" w:lineRule="auto"/>
+        <w:rPr>
+          <w:rFonts w:ascii="Times New Roman" w:eastAsia="Times New Roman" w:hAnsi="Times New Roman" w:cs="Times New Roman"/>
+          <w:sz w:val="24"/>
+          <w:szCs w:val="24"/>
+          <w:lang w:eastAsia="en-IN"/>
+        </w:rPr>
+      </w:pPr>
+      <w:r>
+        <w:rPr>
+          <w:rFonts w:ascii="Times New Roman" w:eastAsia="Times New Roman" w:hAnsi="Times New Roman" w:cs="Times New Roman"/>
+          <w:sz w:val="24"/>
+          <w:szCs w:val="24"/>
+          <w:lang w:eastAsia="en-IN"/>
+        </w:rPr>
+        <w:t xml:space="preserve">Java follows the principle </w:t>
+      </w:r>
+      <w:r>
+        <w:rPr>
+          <w:rFonts w:ascii="Times New Roman" w:eastAsia="Times New Roman" w:hAnsi="Times New Roman" w:cs="Times New Roman"/>
+          <w:b/>
+          <w:bCs/>
+          <w:sz w:val="24"/>
+          <w:szCs w:val="24"/>
+          <w:lang w:eastAsia="en-IN"/>
+        </w:rPr>
+        <w:t>"Write Once, Run Anywhere" (WORA)</w:t>
+      </w:r>
+      <w:r>
+        <w:rPr>
+          <w:rFonts w:ascii="Times New Roman" w:eastAsia="Times New Roman" w:hAnsi="Times New Roman" w:cs="Times New Roman"/>
+          <w:sz w:val="24"/>
+          <w:szCs w:val="24"/>
+          <w:lang w:eastAsia="en-IN"/>
+        </w:rPr>
+        <w:t>.</w:t>
+      </w:r>
+    </w:p>
+    <w:p>
+      <w:pPr>
+        <w:numPr>
+          <w:ilvl w:val="1"/>
+          <w:numId w:val="1"/>
+        </w:numPr>
+        <w:spacing w:before="100" w:beforeAutospacing="1" w:after="100" w:afterAutospacing="1" w:line="240" w:lineRule="auto"/>
+        <w:rPr>
+          <w:rFonts w:ascii="Times New Roman" w:eastAsia="Times New Roman" w:hAnsi="Times New Roman" w:cs="Times New Roman"/>
+          <w:sz w:val="24"/>
+          <w:szCs w:val="24"/>
+          <w:lang w:eastAsia="en-IN"/>
+        </w:rPr>
+      </w:pPr>
+      <w:r>
+        <w:rPr>
+          <w:rFonts w:ascii="Times New Roman" w:eastAsia="Times New Roman" w:hAnsi="Times New Roman" w:cs="Times New Roman"/>
+          <w:sz w:val="24"/>
+          <w:szCs w:val="24"/>
+          <w:lang w:eastAsia="en-IN"/>
+        </w:rPr>
+        <w:t>Java programs run on any device that has a Java Virtual Machine (JVM), regardless of the operating system.</w:t>
+      </w:r>
+    </w:p>
+    <w:p>
+      <w:pPr>
+        <w:numPr>
+          <w:ilvl w:val="0"/>
+          <w:numId w:val="1"/>
+        </w:numPr>
+        <w:spacing w:before="100" w:beforeAutospacing="1" w:after="100" w:afterAutospacing="1" w:line="240" w:lineRule="auto"/>
+        <w:rPr>
+          <w:rFonts w:ascii="Times New Roman" w:eastAsia="Times New Roman" w:hAnsi="Times New Roman" w:cs="Times New Roman"/>
+          <w:sz w:val="24"/>
+          <w:szCs w:val="24"/>
+          <w:lang w:eastAsia="en-IN"/>
+        </w:rPr>
+      </w:pPr>
+      <w:r>
+        <w:rPr>
+          <w:rFonts w:ascii="Times New Roman" w:eastAsia="Times New Roman" w:hAnsi="Times New Roman" w:cs="Times New Roman"/>
+          <w:b/>
+          <w:bCs/>
+          <w:sz w:val="24"/>
+          <w:szCs w:val="24"/>
+          <w:lang w:eastAsia="en-IN"/>
+        </w:rPr>
+        <w:t>Object-Oriented Programming Language</w:t>
+      </w:r>
+    </w:p>
+    <w:p>
+      <w:pPr>
+        <w:numPr>
+          <w:ilvl w:val="1"/>
+          <w:numId w:val="1"/>
+        </w:numPr>
+        <w:spacing w:before="100" w:beforeAutospacing="1" w:after="100" w:afterAutospacing="1" w:line="240" w:lineRule="auto"/>
+        <w:rPr>
+          <w:rFonts w:ascii="Times New Roman" w:eastAsia="Times New Roman" w:hAnsi="Times New Roman" w:cs="Times New Roman"/>
+          <w:sz w:val="24"/>
+          <w:szCs w:val="24"/>
+          <w:lang w:eastAsia="en-IN"/>
+        </w:rPr>
+      </w:pPr>
+      <w:r>
+        <w:rPr>
+          <w:rFonts w:ascii="Times New Roman" w:eastAsia="Times New Roman" w:hAnsi="Times New Roman" w:cs="Times New Roman"/>
+          <w:sz w:val="24"/>
+          <w:szCs w:val="24"/>
+          <w:lang w:eastAsia="en-IN"/>
+        </w:rPr>
+        <w:t xml:space="preserve">Java is based on object-oriented concepts such as </w:t>
+      </w:r>
+      <w:r>
+        <w:rPr>
+          <w:rFonts w:ascii="Times New Roman" w:eastAsia="Times New Roman" w:hAnsi="Times New Roman" w:cs="Times New Roman"/>
+          <w:b/>
+          <w:bCs/>
+          <w:sz w:val="24"/>
+          <w:szCs w:val="24"/>
+          <w:lang w:eastAsia="en-IN"/>
+        </w:rPr>
+        <w:t>classes, objects, inheritance, polymorphism, encapsulation, and abstraction</w:t>
+      </w:r>
+      <w:r>
+        <w:rPr>
+          <w:rFonts w:ascii="Times New Roman" w:eastAsia="Times New Roman" w:hAnsi="Times New Roman" w:cs="Times New Roman"/>
+          <w:sz w:val="24"/>
+          <w:szCs w:val="24"/>
+          <w:lang w:eastAsia="en-IN"/>
+        </w:rPr>
+        <w:t>.</w:t>
+      </w:r>
+    </w:p>
+    <w:p>
+      <w:pPr>
+        <w:numPr>
+          <w:ilvl w:val="1"/>
+          <w:numId w:val="1"/>
+        </w:numPr>
+        <w:spacing w:before="100" w:beforeAutospacing="1" w:after="100" w:afterAutospacing="1" w:line="240" w:lineRule="auto"/>
+        <w:rPr>
+          <w:rFonts w:ascii="Times New Roman" w:eastAsia="Times New Roman" w:hAnsi="Times New Roman" w:cs="Times New Roman"/>
+          <w:sz w:val="24"/>
+          <w:szCs w:val="24"/>
+          <w:lang w:eastAsia="en-IN"/>
+        </w:rPr>
+      </w:pPr>
+      <w:r>
+        <w:rPr>
+          <w:rFonts w:ascii="Times New Roman" w:eastAsia="Times New Roman" w:hAnsi="Times New Roman" w:cs="Times New Roman"/>
+          <w:sz w:val="24"/>
+          <w:szCs w:val="24"/>
+          <w:lang w:eastAsia="en-IN"/>
+        </w:rPr>
+        <w:t>This makes programs easier to design, reuse, and maintain.</w:t>
+      </w:r>
+    </w:p>
+    <w:p>
+      <w:pPr>
+        <w:numPr>
+          <w:ilvl w:val="0"/>
+          <w:numId w:val="1"/>
+        </w:numPr>
+        <w:spacing w:before="100" w:beforeAutospacing="1" w:after="100" w:afterAutospacing="1" w:line="240" w:lineRule="auto"/>
+        <w:rPr>
+          <w:rFonts w:ascii="Times New Roman" w:eastAsia="Times New Roman" w:hAnsi="Times New Roman" w:cs="Times New Roman"/>
+          <w:sz w:val="24"/>
+          <w:szCs w:val="24"/>
+          <w:lang w:eastAsia="en-IN"/>
+        </w:rPr>
+      </w:pPr>
+      <w:r>
+        <w:rPr>
+          <w:rFonts w:ascii="Times New Roman" w:eastAsia="Times New Roman" w:hAnsi="Times New Roman" w:cs="Times New Roman"/>
+          <w:b/>
+          <w:bCs/>
+          <w:sz w:val="24"/>
+          <w:szCs w:val="24"/>
+          <w:lang w:eastAsia="en-IN"/>
+        </w:rPr>
+        <w:t>Simple and Easy to Learn</w:t>
+      </w:r>
+    </w:p>
+    <w:p>
+      <w:pPr>
+        <w:numPr>
+          <w:ilvl w:val="1"/>
+          <w:numId w:val="1"/>
+        </w:numPr>
+        <w:spacing w:before="100" w:beforeAutospacing="1" w:after="100" w:afterAutospacing="1" w:line="240" w:lineRule="auto"/>
+        <w:rPr>
+          <w:rFonts w:ascii="Times New Roman" w:eastAsia="Times New Roman" w:hAnsi="Times New Roman" w:cs="Times New Roman"/>
+          <w:sz w:val="24"/>
+          <w:szCs w:val="24"/>
+          <w:lang w:eastAsia="en-IN"/>
+        </w:rPr>
+      </w:pPr>
+      <w:r>
+        <w:rPr>
+          <w:rFonts w:ascii="Times New Roman" w:eastAsia="Times New Roman" w:hAnsi="Times New Roman" w:cs="Times New Roman"/>
+          <w:sz w:val="24"/>
+          <w:szCs w:val="24"/>
+          <w:lang w:eastAsia="en-IN"/>
+        </w:rPr>
+        <w:t xml:space="preserve">Java has a clear syntax and removes complex features like pointers and multiple </w:t>
+      </w:r>
+      <w:proofErr w:type="gramStart"/>
+      <w:r>
+        <w:rPr>
+          <w:rFonts w:ascii="Times New Roman" w:eastAsia="Times New Roman" w:hAnsi="Times New Roman" w:cs="Times New Roman"/>
+          <w:sz w:val="24"/>
+          <w:szCs w:val="24"/>
+          <w:lang w:eastAsia="en-IN"/>
+        </w:rPr>
+        <w:t>inheritance</w:t>
+      </w:r>
+      <w:proofErr w:type="gramEnd"/>
+      <w:r>
+        <w:rPr>
+          <w:rFonts w:ascii="Times New Roman" w:eastAsia="Times New Roman" w:hAnsi="Times New Roman" w:cs="Times New Roman"/>
+          <w:sz w:val="24"/>
+          <w:szCs w:val="24"/>
+          <w:lang w:eastAsia="en-IN"/>
+        </w:rPr>
+        <w:t>.</w:t>
+      </w:r>
+    </w:p>
+    <w:p>
+      <w:pPr>
+        <w:numPr>
+          <w:ilvl w:val="1"/>
+          <w:numId w:val="1"/>
+        </w:numPr>
+        <w:spacing w:before="100" w:beforeAutospacing="1" w:after="100" w:afterAutospacing="1" w:line="240" w:lineRule="auto"/>
+        <w:rPr>
+          <w:rFonts w:ascii="Times New Roman" w:eastAsia="Times New Roman" w:hAnsi="Times New Roman" w:cs="Times New Roman"/>
+          <w:sz w:val="24"/>
+          <w:szCs w:val="24"/>
+          <w:lang w:eastAsia="en-IN"/>
+        </w:rPr>
+      </w:pPr>
+      <w:r>
+        <w:rPr>
+          <w:rFonts w:ascii="Times New Roman" w:eastAsia="Times New Roman" w:hAnsi="Times New Roman" w:cs="Times New Roman"/>
+          <w:sz w:val="24"/>
+          <w:szCs w:val="24"/>
+          <w:lang w:eastAsia="en-IN"/>
+        </w:rPr>
+        <w:t>It is easier for beginners compared to many other programming languages.</w:t>
+      </w:r>
+    </w:p>
+    <w:p>
+      <w:pPr>
+        <w:numPr>
+          <w:ilvl w:val="0"/>
+          <w:numId w:val="1"/>
+        </w:numPr>
+        <w:spacing w:before="100" w:beforeAutospacing="1" w:after="100" w:afterAutospacing="1" w:line="240" w:lineRule="auto"/>
+        <w:rPr>
+          <w:rFonts w:ascii="Times New Roman" w:eastAsia="Times New Roman" w:hAnsi="Times New Roman" w:cs="Times New Roman"/>
+          <w:sz w:val="24"/>
+          <w:szCs w:val="24"/>
+          <w:lang w:eastAsia="en-IN"/>
+        </w:rPr>
+      </w:pPr>
+      <w:r>
+        <w:rPr>
+          <w:rFonts w:ascii="Times New Roman" w:eastAsia="Times New Roman" w:hAnsi="Times New Roman" w:cs="Times New Roman"/>
+          <w:b/>
+          <w:bCs/>
+          <w:sz w:val="24"/>
+          <w:szCs w:val="24"/>
+          <w:lang w:eastAsia="en-IN"/>
+        </w:rPr>
+        <w:t>Secure</w:t>
+      </w:r>
+    </w:p>
+    <w:p>
+      <w:pPr>
+        <w:numPr>
+          <w:ilvl w:val="1"/>
+          <w:numId w:val="1"/>
+        </w:numPr>
+        <w:spacing w:before="100" w:beforeAutospacing="1" w:after="100" w:afterAutospacing="1" w:line="240" w:lineRule="auto"/>
+        <w:rPr>
+          <w:rFonts w:ascii="Times New Roman" w:eastAsia="Times New Roman" w:hAnsi="Times New Roman" w:cs="Times New Roman"/>
+          <w:sz w:val="24"/>
+          <w:szCs w:val="24"/>
+          <w:lang w:eastAsia="en-IN"/>
+        </w:rPr>
+      </w:pPr>
+      <w:r>
+        <w:rPr>
+          <w:rFonts w:ascii="Times New Roman" w:eastAsia="Times New Roman" w:hAnsi="Times New Roman" w:cs="Times New Roman"/>
+          <w:sz w:val="24"/>
+          <w:szCs w:val="24"/>
+          <w:lang w:eastAsia="en-IN"/>
+        </w:rPr>
+        <w:t xml:space="preserve">Java provides strong security features such as </w:t>
+      </w:r>
+      <w:proofErr w:type="spellStart"/>
+      <w:r>
+        <w:rPr>
+          <w:rFonts w:ascii="Times New Roman" w:eastAsia="Times New Roman" w:hAnsi="Times New Roman" w:cs="Times New Roman"/>
+          <w:sz w:val="24"/>
+          <w:szCs w:val="24"/>
+          <w:lang w:eastAsia="en-IN"/>
+        </w:rPr>
+        <w:t>bytecode</w:t>
+      </w:r>
+      <w:proofErr w:type="spellEnd"/>
+      <w:r>
+        <w:rPr>
+          <w:rFonts w:ascii="Times New Roman" w:eastAsia="Times New Roman" w:hAnsi="Times New Roman" w:cs="Times New Roman"/>
+          <w:sz w:val="24"/>
+          <w:szCs w:val="24"/>
+          <w:lang w:eastAsia="en-IN"/>
+        </w:rPr>
+        <w:t xml:space="preserve"> verification, encryption support, and a secure runtime environment.</w:t>
+      </w:r>
+    </w:p>
+    <w:p>
+      <w:pPr>
+        <w:numPr>
+          <w:ilvl w:val="1"/>
+          <w:numId w:val="1"/>
+        </w:numPr>
+        <w:spacing w:before="100" w:beforeAutospacing="1" w:after="100" w:afterAutospacing="1" w:line="240" w:lineRule="auto"/>
+        <w:rPr>
+          <w:rFonts w:ascii="Times New Roman" w:eastAsia="Times New Roman" w:hAnsi="Times New Roman" w:cs="Times New Roman"/>
+          <w:sz w:val="24"/>
+          <w:szCs w:val="24"/>
+          <w:lang w:eastAsia="en-IN"/>
+        </w:rPr>
+      </w:pPr>
+      <w:r>
+        <w:rPr>
+          <w:rFonts w:ascii="Times New Roman" w:eastAsia="Times New Roman" w:hAnsi="Times New Roman" w:cs="Times New Roman"/>
+          <w:sz w:val="24"/>
+          <w:szCs w:val="24"/>
+          <w:lang w:eastAsia="en-IN"/>
+        </w:rPr>
+        <w:t>It reduces risks like unauthorized access and malicious code execution.</w:t>
+      </w:r>
+    </w:p>
+    <w:p>
+      <w:pPr>
+        <w:numPr>
+          <w:ilvl w:val="0"/>
+          <w:numId w:val="1"/>
+        </w:numPr>
+        <w:spacing w:before="100" w:beforeAutospacing="1" w:after="100" w:afterAutospacing="1" w:line="240" w:lineRule="auto"/>
+        <w:rPr>
+          <w:rFonts w:ascii="Times New Roman" w:eastAsia="Times New Roman" w:hAnsi="Times New Roman" w:cs="Times New Roman"/>
+          <w:sz w:val="24"/>
+          <w:szCs w:val="24"/>
+          <w:lang w:eastAsia="en-IN"/>
+        </w:rPr>
+      </w:pPr>
+      <w:r>
+        <w:rPr>
+          <w:rFonts w:ascii="Times New Roman" w:eastAsia="Times New Roman" w:hAnsi="Times New Roman" w:cs="Times New Roman"/>
+          <w:b/>
+          <w:bCs/>
+          <w:sz w:val="24"/>
+          <w:szCs w:val="24"/>
+          <w:lang w:eastAsia="en-IN"/>
+        </w:rPr>
+        <w:t>Robust and Reliable</w:t>
+      </w:r>
+    </w:p>
+    <w:p>
+      <w:pPr>
+        <w:numPr>
+          <w:ilvl w:val="1"/>
+          <w:numId w:val="1"/>
+        </w:numPr>
+        <w:spacing w:before="100" w:beforeAutospacing="1" w:after="100" w:afterAutospacing="1" w:line="240" w:lineRule="auto"/>
+        <w:rPr>
+          <w:rFonts w:ascii="Times New Roman" w:eastAsia="Times New Roman" w:hAnsi="Times New Roman" w:cs="Times New Roman"/>
+          <w:sz w:val="24"/>
+          <w:szCs w:val="24"/>
+          <w:lang w:eastAsia="en-IN"/>
+        </w:rPr>
+      </w:pPr>
+      <w:r>
+        <w:rPr>
+          <w:rFonts w:ascii="Times New Roman" w:eastAsia="Times New Roman" w:hAnsi="Times New Roman" w:cs="Times New Roman"/>
+          <w:sz w:val="24"/>
+          <w:szCs w:val="24"/>
+          <w:lang w:eastAsia="en-IN"/>
+        </w:rPr>
+        <w:t xml:space="preserve">Java has strong memory management, exception handling, and automatic </w:t>
+      </w:r>
+      <w:proofErr w:type="gramStart"/>
+      <w:r>
+        <w:rPr>
+          <w:rFonts w:ascii="Times New Roman" w:eastAsia="Times New Roman" w:hAnsi="Times New Roman" w:cs="Times New Roman"/>
+          <w:sz w:val="24"/>
+          <w:szCs w:val="24"/>
+          <w:lang w:eastAsia="en-IN"/>
+        </w:rPr>
+        <w:t>garbage</w:t>
+      </w:r>
+      <w:proofErr w:type="gramEnd"/>
+      <w:r>
+        <w:rPr>
+          <w:rFonts w:ascii="Times New Roman" w:eastAsia="Times New Roman" w:hAnsi="Times New Roman" w:cs="Times New Roman"/>
+          <w:sz w:val="24"/>
+          <w:szCs w:val="24"/>
+          <w:lang w:eastAsia="en-IN"/>
+        </w:rPr>
+        <w:t xml:space="preserve"> collection.</w:t>
+      </w:r>
+    </w:p>
+    <w:p>
+      <w:pPr>
+        <w:numPr>
+          <w:ilvl w:val="1"/>
+          <w:numId w:val="1"/>
+        </w:numPr>
+        <w:spacing w:before="100" w:beforeAutospacing="1" w:after="100" w:afterAutospacing="1" w:line="240" w:lineRule="auto"/>
+        <w:rPr>
+          <w:rFonts w:ascii="Times New Roman" w:eastAsia="Times New Roman" w:hAnsi="Times New Roman" w:cs="Times New Roman"/>
+          <w:sz w:val="24"/>
+          <w:szCs w:val="24"/>
+          <w:lang w:eastAsia="en-IN"/>
+        </w:rPr>
+      </w:pPr>
+      <w:r>
+        <w:rPr>
+          <w:rFonts w:ascii="Times New Roman" w:eastAsia="Times New Roman" w:hAnsi="Times New Roman" w:cs="Times New Roman"/>
+          <w:sz w:val="24"/>
+          <w:szCs w:val="24"/>
+          <w:lang w:eastAsia="en-IN"/>
+        </w:rPr>
+        <w:t>These features help create stable and error-resistant applications.</w:t>
+      </w:r>
+    </w:p>
+    <w:p>
+      <w:pPr>
+        <w:numPr>
+          <w:ilvl w:val="0"/>
+          <w:numId w:val="1"/>
+        </w:numPr>
+        <w:spacing w:before="100" w:beforeAutospacing="1" w:after="100" w:afterAutospacing="1" w:line="240" w:lineRule="auto"/>
+        <w:rPr>
+          <w:rFonts w:ascii="Times New Roman" w:eastAsia="Times New Roman" w:hAnsi="Times New Roman" w:cs="Times New Roman"/>
+          <w:sz w:val="24"/>
+          <w:szCs w:val="24"/>
+          <w:lang w:eastAsia="en-IN"/>
+        </w:rPr>
+      </w:pPr>
+      <w:r>
+        <w:rPr>
+          <w:rFonts w:ascii="Times New Roman" w:eastAsia="Times New Roman" w:hAnsi="Times New Roman" w:cs="Times New Roman"/>
+          <w:b/>
+          <w:bCs/>
+          <w:sz w:val="24"/>
+          <w:szCs w:val="24"/>
+          <w:lang w:eastAsia="en-IN"/>
+        </w:rPr>
+        <w:t>Platform Neutral</w:t>
+      </w:r>
+    </w:p>
+    <w:p>
+      <w:pPr>
+        <w:numPr>
+          <w:ilvl w:val="1"/>
+          <w:numId w:val="1"/>
+        </w:numPr>
+        <w:spacing w:before="100" w:beforeAutospacing="1" w:after="100" w:afterAutospacing="1" w:line="240" w:lineRule="auto"/>
+        <w:rPr>
+          <w:rFonts w:ascii="Times New Roman" w:eastAsia="Times New Roman" w:hAnsi="Times New Roman" w:cs="Times New Roman"/>
+          <w:sz w:val="24"/>
+          <w:szCs w:val="24"/>
+          <w:lang w:eastAsia="en-IN"/>
+        </w:rPr>
+      </w:pPr>
+      <w:r>
+        <w:rPr>
+          <w:rFonts w:ascii="Times New Roman" w:eastAsia="Times New Roman" w:hAnsi="Times New Roman" w:cs="Times New Roman"/>
+          <w:sz w:val="24"/>
+          <w:szCs w:val="24"/>
+          <w:lang w:eastAsia="en-IN"/>
+        </w:rPr>
+        <w:t xml:space="preserve">Java compiler converts source code into </w:t>
+      </w:r>
+      <w:proofErr w:type="spellStart"/>
+      <w:r>
+        <w:rPr>
+          <w:rFonts w:ascii="Times New Roman" w:eastAsia="Times New Roman" w:hAnsi="Times New Roman" w:cs="Times New Roman"/>
+          <w:b/>
+          <w:bCs/>
+          <w:sz w:val="24"/>
+          <w:szCs w:val="24"/>
+          <w:lang w:eastAsia="en-IN"/>
+        </w:rPr>
+        <w:t>bytecode</w:t>
+      </w:r>
+      <w:proofErr w:type="spellEnd"/>
+      <w:r>
+        <w:rPr>
+          <w:rFonts w:ascii="Times New Roman" w:eastAsia="Times New Roman" w:hAnsi="Times New Roman" w:cs="Times New Roman"/>
+          <w:sz w:val="24"/>
+          <w:szCs w:val="24"/>
+          <w:lang w:eastAsia="en-IN"/>
+        </w:rPr>
+        <w:t>, which can run on any JVM-enabled platform.</w:t>
+      </w:r>
+    </w:p>
+    <w:p>
+      <w:pPr>
+        <w:numPr>
+          <w:ilvl w:val="0"/>
+          <w:numId w:val="1"/>
+        </w:numPr>
+        <w:spacing w:before="100" w:beforeAutospacing="1" w:after="100" w:afterAutospacing="1" w:line="240" w:lineRule="auto"/>
+        <w:rPr>
+          <w:rFonts w:ascii="Times New Roman" w:eastAsia="Times New Roman" w:hAnsi="Times New Roman" w:cs="Times New Roman"/>
+          <w:sz w:val="24"/>
+          <w:szCs w:val="24"/>
+          <w:lang w:eastAsia="en-IN"/>
+        </w:rPr>
+      </w:pPr>
+      <w:r>
+        <w:rPr>
+          <w:rFonts w:ascii="Times New Roman" w:eastAsia="Times New Roman" w:hAnsi="Times New Roman" w:cs="Times New Roman"/>
+          <w:b/>
+          <w:bCs/>
+          <w:sz w:val="24"/>
+          <w:szCs w:val="24"/>
+          <w:lang w:eastAsia="en-IN"/>
+        </w:rPr>
+        <w:t>Multithreading Support</w:t>
+      </w:r>
+    </w:p>
+    <w:p>
+      <w:pPr>
+        <w:numPr>
+          <w:ilvl w:val="1"/>
+          <w:numId w:val="1"/>
+        </w:numPr>
+        <w:spacing w:before="100" w:beforeAutospacing="1" w:after="100" w:afterAutospacing="1" w:line="240" w:lineRule="auto"/>
+        <w:rPr>
+          <w:rFonts w:ascii="Times New Roman" w:eastAsia="Times New Roman" w:hAnsi="Times New Roman" w:cs="Times New Roman"/>
+          <w:sz w:val="24"/>
+          <w:szCs w:val="24"/>
+          <w:lang w:eastAsia="en-IN"/>
+        </w:rPr>
+      </w:pPr>
+      <w:r>
+        <w:rPr>
+          <w:rFonts w:ascii="Times New Roman" w:eastAsia="Times New Roman" w:hAnsi="Times New Roman" w:cs="Times New Roman"/>
+          <w:sz w:val="24"/>
+          <w:szCs w:val="24"/>
+          <w:lang w:eastAsia="en-IN"/>
+        </w:rPr>
+        <w:t>Java supports multithreading, allowing multiple tasks to run simultaneously.</w:t>
+      </w:r>
+    </w:p>
+    <w:p>
+      <w:pPr>
+        <w:numPr>
+          <w:ilvl w:val="1"/>
+          <w:numId w:val="1"/>
+        </w:numPr>
+        <w:spacing w:before="100" w:beforeAutospacing="1" w:after="100" w:afterAutospacing="1" w:line="240" w:lineRule="auto"/>
+        <w:rPr>
+          <w:rFonts w:ascii="Times New Roman" w:eastAsia="Times New Roman" w:hAnsi="Times New Roman" w:cs="Times New Roman"/>
+          <w:sz w:val="24"/>
+          <w:szCs w:val="24"/>
+          <w:lang w:eastAsia="en-IN"/>
+        </w:rPr>
+      </w:pPr>
+      <w:r>
+        <w:rPr>
+          <w:rFonts w:ascii="Times New Roman" w:eastAsia="Times New Roman" w:hAnsi="Times New Roman" w:cs="Times New Roman"/>
+          <w:sz w:val="24"/>
+          <w:szCs w:val="24"/>
+          <w:lang w:eastAsia="en-IN"/>
+        </w:rPr>
+        <w:t>This improves performance and responsiveness in applications.</w:t>
+      </w:r>
+    </w:p>
+    <w:p>
+      <w:pPr>
+        <w:numPr>
+          <w:ilvl w:val="0"/>
+          <w:numId w:val="1"/>
+        </w:numPr>
+        <w:spacing w:before="100" w:beforeAutospacing="1" w:after="100" w:afterAutospacing="1" w:line="240" w:lineRule="auto"/>
+        <w:rPr>
+          <w:rFonts w:ascii="Times New Roman" w:eastAsia="Times New Roman" w:hAnsi="Times New Roman" w:cs="Times New Roman"/>
+          <w:sz w:val="24"/>
+          <w:szCs w:val="24"/>
+          <w:lang w:eastAsia="en-IN"/>
+        </w:rPr>
+      </w:pPr>
+      <w:r>
+        <w:rPr>
+          <w:rFonts w:ascii="Times New Roman" w:eastAsia="Times New Roman" w:hAnsi="Times New Roman" w:cs="Times New Roman"/>
+          <w:b/>
+          <w:bCs/>
+          <w:sz w:val="24"/>
+          <w:szCs w:val="24"/>
+          <w:lang w:eastAsia="en-IN"/>
+        </w:rPr>
+        <w:t>High Performance</w:t>
+      </w:r>
+    </w:p>
+    <w:p>
+      <w:pPr>
+        <w:numPr>
+          <w:ilvl w:val="1"/>
+          <w:numId w:val="1"/>
+        </w:numPr>
+        <w:spacing w:before="100" w:beforeAutospacing="1" w:after="100" w:afterAutospacing="1" w:line="240" w:lineRule="auto"/>
+        <w:rPr>
+          <w:rFonts w:ascii="Times New Roman" w:eastAsia="Times New Roman" w:hAnsi="Times New Roman" w:cs="Times New Roman"/>
+          <w:sz w:val="24"/>
+          <w:szCs w:val="24"/>
+          <w:lang w:eastAsia="en-IN"/>
+        </w:rPr>
+      </w:pPr>
+      <w:r>
+        <w:rPr>
+          <w:rFonts w:ascii="Times New Roman" w:eastAsia="Times New Roman" w:hAnsi="Times New Roman" w:cs="Times New Roman"/>
+          <w:sz w:val="24"/>
+          <w:szCs w:val="24"/>
+          <w:lang w:eastAsia="en-IN"/>
+        </w:rPr>
+        <w:t xml:space="preserve">Java uses the </w:t>
+      </w:r>
+      <w:r>
+        <w:rPr>
+          <w:rFonts w:ascii="Times New Roman" w:eastAsia="Times New Roman" w:hAnsi="Times New Roman" w:cs="Times New Roman"/>
+          <w:b/>
+          <w:bCs/>
+          <w:sz w:val="24"/>
+          <w:szCs w:val="24"/>
+          <w:lang w:eastAsia="en-IN"/>
+        </w:rPr>
+        <w:t>Just-In-Time (JIT) compiler</w:t>
+      </w:r>
+      <w:r>
+        <w:rPr>
+          <w:rFonts w:ascii="Times New Roman" w:eastAsia="Times New Roman" w:hAnsi="Times New Roman" w:cs="Times New Roman"/>
+          <w:sz w:val="24"/>
+          <w:szCs w:val="24"/>
+          <w:lang w:eastAsia="en-IN"/>
+        </w:rPr>
+        <w:t xml:space="preserve">, which improves execution speed by converting </w:t>
+      </w:r>
+      <w:proofErr w:type="spellStart"/>
+      <w:r>
+        <w:rPr>
+          <w:rFonts w:ascii="Times New Roman" w:eastAsia="Times New Roman" w:hAnsi="Times New Roman" w:cs="Times New Roman"/>
+          <w:sz w:val="24"/>
+          <w:szCs w:val="24"/>
+          <w:lang w:eastAsia="en-IN"/>
+        </w:rPr>
+        <w:t>bytecode</w:t>
+      </w:r>
+      <w:proofErr w:type="spellEnd"/>
+      <w:r>
+        <w:rPr>
+          <w:rFonts w:ascii="Times New Roman" w:eastAsia="Times New Roman" w:hAnsi="Times New Roman" w:cs="Times New Roman"/>
+          <w:sz w:val="24"/>
+          <w:szCs w:val="24"/>
+          <w:lang w:eastAsia="en-IN"/>
+        </w:rPr>
+        <w:t xml:space="preserve"> into native machine code.</w:t>
+      </w:r>
+    </w:p>
+    <w:p>
+      <w:pPr>
+        <w:numPr>
+          <w:ilvl w:val="0"/>
+          <w:numId w:val="1"/>
+        </w:numPr>
+        <w:spacing w:before="100" w:beforeAutospacing="1" w:after="100" w:afterAutospacing="1" w:line="240" w:lineRule="auto"/>
+        <w:rPr>
+          <w:rFonts w:ascii="Times New Roman" w:eastAsia="Times New Roman" w:hAnsi="Times New Roman" w:cs="Times New Roman"/>
+          <w:sz w:val="24"/>
+          <w:szCs w:val="24"/>
+          <w:lang w:eastAsia="en-IN"/>
+        </w:rPr>
+      </w:pPr>
+      <w:r>
+        <w:rPr>
+          <w:rFonts w:ascii="Times New Roman" w:eastAsia="Times New Roman" w:hAnsi="Times New Roman" w:cs="Times New Roman"/>
+          <w:b/>
+          <w:bCs/>
+          <w:sz w:val="24"/>
+          <w:szCs w:val="24"/>
+          <w:lang w:eastAsia="en-IN"/>
+        </w:rPr>
+        <w:t>Portable</w:t>
+      </w:r>
+    </w:p>
+    <w:p>
+      <w:pPr>
+        <w:numPr>
+          <w:ilvl w:val="1"/>
+          <w:numId w:val="1"/>
+        </w:numPr>
+        <w:spacing w:before="100" w:beforeAutospacing="1" w:after="100" w:afterAutospacing="1" w:line="240" w:lineRule="auto"/>
+        <w:rPr>
+          <w:rFonts w:ascii="Times New Roman" w:eastAsia="Times New Roman" w:hAnsi="Times New Roman" w:cs="Times New Roman"/>
+          <w:sz w:val="24"/>
+          <w:szCs w:val="24"/>
+          <w:lang w:eastAsia="en-IN"/>
+        </w:rPr>
+      </w:pPr>
+      <w:r>
+        <w:rPr>
+          <w:rFonts w:ascii="Times New Roman" w:eastAsia="Times New Roman" w:hAnsi="Times New Roman" w:cs="Times New Roman"/>
+          <w:sz w:val="24"/>
+          <w:szCs w:val="24"/>
+          <w:lang w:eastAsia="en-IN"/>
+        </w:rPr>
+        <w:t>Java applications can be moved between different systems without major changes because of its platform-independent nature.</w:t>
+      </w:r>
+    </w:p>
+    <w:p>
+      <w:pPr>
+        <w:numPr>
+          <w:ilvl w:val="0"/>
+          <w:numId w:val="1"/>
+        </w:numPr>
+        <w:spacing w:before="100" w:beforeAutospacing="1" w:after="100" w:afterAutospacing="1" w:line="240" w:lineRule="auto"/>
+        <w:rPr>
+          <w:rFonts w:ascii="Times New Roman" w:eastAsia="Times New Roman" w:hAnsi="Times New Roman" w:cs="Times New Roman"/>
+          <w:sz w:val="24"/>
+          <w:szCs w:val="24"/>
+          <w:lang w:eastAsia="en-IN"/>
+        </w:rPr>
+      </w:pPr>
+      <w:r>
+        <w:rPr>
+          <w:rFonts w:ascii="Times New Roman" w:eastAsia="Times New Roman" w:hAnsi="Times New Roman" w:cs="Times New Roman"/>
+          <w:b/>
+          <w:bCs/>
+          <w:sz w:val="24"/>
+          <w:szCs w:val="24"/>
+          <w:lang w:eastAsia="en-IN"/>
+        </w:rPr>
+        <w:t>Large Standard Library</w:t>
+      </w:r>
+    </w:p>
+    <w:p>
+      <w:pPr>
+        <w:numPr>
+          <w:ilvl w:val="0"/>
+          <w:numId w:val="2"/>
+        </w:numPr>
+        <w:spacing w:before="100" w:beforeAutospacing="1" w:after="100" w:afterAutospacing="1" w:line="240" w:lineRule="auto"/>
+        <w:rPr>
+          <w:rFonts w:ascii="Times New Roman" w:eastAsia="Times New Roman" w:hAnsi="Times New Roman" w:cs="Times New Roman"/>
+          <w:sz w:val="24"/>
+          <w:szCs w:val="24"/>
+          <w:lang w:eastAsia="en-IN"/>
+        </w:rPr>
+      </w:pPr>
+      <w:r>
+        <w:rPr>
+          <w:rFonts w:ascii="Times New Roman" w:eastAsia="Times New Roman" w:hAnsi="Times New Roman" w:cs="Times New Roman"/>
+          <w:sz w:val="24"/>
+          <w:szCs w:val="24"/>
+          <w:lang w:eastAsia="en-IN"/>
+        </w:rPr>
+        <w:t>Java provides a rich collection of built-in libraries and APIs for networking, database connectivity, file handling, GUI development, and more.</w:t>
+      </w:r>
+    </w:p>
+    <w:p>
+      <w:pPr>
+        <w:numPr>
+          <w:ilvl w:val="0"/>
+          <w:numId w:val="3"/>
+        </w:numPr>
+        <w:spacing w:before="100" w:beforeAutospacing="1" w:after="100" w:afterAutospacing="1" w:line="240" w:lineRule="auto"/>
+        <w:rPr>
+          <w:rFonts w:ascii="Times New Roman" w:eastAsia="Times New Roman" w:hAnsi="Times New Roman" w:cs="Times New Roman"/>
+          <w:sz w:val="24"/>
+          <w:szCs w:val="24"/>
+          <w:lang w:eastAsia="en-IN"/>
+        </w:rPr>
+      </w:pPr>
+      <w:r>
+        <w:rPr>
+          <w:rFonts w:ascii="Times New Roman" w:eastAsia="Times New Roman" w:hAnsi="Times New Roman" w:cs="Times New Roman"/>
+          <w:b/>
+          <w:bCs/>
+          <w:sz w:val="24"/>
+          <w:szCs w:val="24"/>
+          <w:lang w:eastAsia="en-IN"/>
+        </w:rPr>
+        <w:t>Distributed Computing Support</w:t>
+      </w:r>
+    </w:p>
+    <w:p>
+      <w:pPr>
+        <w:numPr>
+          <w:ilvl w:val="0"/>
+          <w:numId w:val="4"/>
+        </w:numPr>
+        <w:spacing w:before="100" w:beforeAutospacing="1" w:after="100" w:afterAutospacing="1" w:line="240" w:lineRule="auto"/>
+        <w:rPr>
+          <w:rFonts w:ascii="Times New Roman" w:eastAsia="Times New Roman" w:hAnsi="Times New Roman" w:cs="Times New Roman"/>
+          <w:sz w:val="24"/>
+          <w:szCs w:val="24"/>
+          <w:lang w:eastAsia="en-IN"/>
+        </w:rPr>
+      </w:pPr>
+      <w:r>
+        <w:rPr>
+          <w:rFonts w:ascii="Times New Roman" w:eastAsia="Times New Roman" w:hAnsi="Times New Roman" w:cs="Times New Roman"/>
+          <w:sz w:val="24"/>
+          <w:szCs w:val="24"/>
+          <w:lang w:eastAsia="en-IN"/>
+        </w:rPr>
+        <w:t>Java supports the development of distributed applications using technologies such as networking APIs and web services.</w:t>
+      </w:r>
+    </w:p>
+    <w:p>
+      <w:pPr>
+        <w:numPr>
+          <w:ilvl w:val="0"/>
+          <w:numId w:val="5"/>
+        </w:numPr>
+        <w:spacing w:before="100" w:beforeAutospacing="1" w:after="100" w:afterAutospacing="1" w:line="240" w:lineRule="auto"/>
+        <w:rPr>
+          <w:rFonts w:ascii="Times New Roman" w:eastAsia="Times New Roman" w:hAnsi="Times New Roman" w:cs="Times New Roman"/>
+          <w:sz w:val="24"/>
+          <w:szCs w:val="24"/>
+          <w:lang w:eastAsia="en-IN"/>
+        </w:rPr>
+      </w:pPr>
+      <w:r>
+        <w:rPr>
+          <w:rFonts w:ascii="Times New Roman" w:eastAsia="Times New Roman" w:hAnsi="Times New Roman" w:cs="Times New Roman"/>
+          <w:b/>
+          <w:bCs/>
+          <w:sz w:val="24"/>
+          <w:szCs w:val="24"/>
+          <w:lang w:eastAsia="en-IN"/>
+        </w:rPr>
+        <w:t>Automatic Memory Management</w:t>
+      </w:r>
+    </w:p>
+    <w:p>
+      <w:pPr>
+        <w:numPr>
+          <w:ilvl w:val="0"/>
+          <w:numId w:val="6"/>
+        </w:numPr>
+        <w:spacing w:before="100" w:beforeAutospacing="1" w:after="100" w:afterAutospacing="1" w:line="240" w:lineRule="auto"/>
+        <w:rPr>
+          <w:rFonts w:ascii="Times New Roman" w:eastAsia="Times New Roman" w:hAnsi="Times New Roman" w:cs="Times New Roman"/>
+          <w:sz w:val="24"/>
+          <w:szCs w:val="24"/>
+          <w:lang w:eastAsia="en-IN"/>
+        </w:rPr>
+      </w:pPr>
+      <w:r>
+        <w:rPr>
+          <w:rFonts w:ascii="Times New Roman" w:eastAsia="Times New Roman" w:hAnsi="Times New Roman" w:cs="Times New Roman"/>
+          <w:sz w:val="24"/>
+          <w:szCs w:val="24"/>
+          <w:lang w:eastAsia="en-IN"/>
+        </w:rPr>
+        <w:lastRenderedPageBreak/>
+        <w:t xml:space="preserve">Java automatically manages memory using a </w:t>
+      </w:r>
+      <w:r>
+        <w:rPr>
+          <w:rFonts w:ascii="Times New Roman" w:eastAsia="Times New Roman" w:hAnsi="Times New Roman" w:cs="Times New Roman"/>
+          <w:b/>
+          <w:bCs/>
+          <w:sz w:val="24"/>
+          <w:szCs w:val="24"/>
+          <w:lang w:eastAsia="en-IN"/>
+        </w:rPr>
+        <w:t>garbage collector</w:t>
+      </w:r>
+      <w:r>
+        <w:rPr>
+          <w:rFonts w:ascii="Times New Roman" w:eastAsia="Times New Roman" w:hAnsi="Times New Roman" w:cs="Times New Roman"/>
+          <w:sz w:val="24"/>
+          <w:szCs w:val="24"/>
+          <w:lang w:eastAsia="en-IN"/>
+        </w:rPr>
+        <w:t>, reducing memory leaks and improving efficiency.</w:t>
+      </w:r>
+    </w:p>
+    <w:p>
+      <w:pPr>
+        <w:numPr>
+          <w:ilvl w:val="0"/>
+          <w:numId w:val="7"/>
+        </w:numPr>
+        <w:spacing w:before="100" w:beforeAutospacing="1" w:after="100" w:afterAutospacing="1" w:line="240" w:lineRule="auto"/>
+        <w:rPr>
+          <w:rFonts w:ascii="Times New Roman" w:eastAsia="Times New Roman" w:hAnsi="Times New Roman" w:cs="Times New Roman"/>
+          <w:sz w:val="24"/>
+          <w:szCs w:val="24"/>
+          <w:lang w:eastAsia="en-IN"/>
+        </w:rPr>
+      </w:pPr>
+      <w:r>
+        <w:rPr>
+          <w:rFonts w:ascii="Times New Roman" w:eastAsia="Times New Roman" w:hAnsi="Times New Roman" w:cs="Times New Roman"/>
+          <w:b/>
+          <w:bCs/>
+          <w:sz w:val="24"/>
+          <w:szCs w:val="24"/>
+          <w:lang w:eastAsia="en-IN"/>
+        </w:rPr>
+        <w:t>Community Support</w:t>
+      </w:r>
+    </w:p>
+    <w:p>
+      <w:pPr>
+        <w:numPr>
+          <w:ilvl w:val="0"/>
+          <w:numId w:val="8"/>
+        </w:numPr>
+        <w:spacing w:before="100" w:beforeAutospacing="1" w:after="100" w:afterAutospacing="1" w:line="240" w:lineRule="auto"/>
+        <w:rPr>
+          <w:rFonts w:ascii="Times New Roman" w:eastAsia="Times New Roman" w:hAnsi="Times New Roman" w:cs="Times New Roman"/>
+          <w:sz w:val="24"/>
+          <w:szCs w:val="24"/>
+          <w:lang w:eastAsia="en-IN"/>
+        </w:rPr>
+      </w:pPr>
+      <w:r>
+        <w:rPr>
+          <w:rFonts w:ascii="Times New Roman" w:eastAsia="Times New Roman" w:hAnsi="Times New Roman" w:cs="Times New Roman"/>
+          <w:sz w:val="24"/>
+          <w:szCs w:val="24"/>
+          <w:lang w:eastAsia="en-IN"/>
+        </w:rPr>
+        <w:t>Java has a large global developer community, extensive documentation, and many frameworks and tools that help developers build applications.</w:t>
+      </w:r>
+    </w:p>
+    <w:p>
+      <w:pPr>
+        <w:spacing w:before="100" w:beforeAutospacing="1" w:after="100" w:afterAutospacing="1" w:line="240" w:lineRule="auto"/>
+        <w:rPr>
+          <w:rFonts w:ascii="Times New Roman" w:eastAsia="Times New Roman" w:hAnsi="Times New Roman" w:cs="Times New Roman"/>
+          <w:sz w:val="24"/>
+          <w:szCs w:val="24"/>
+          <w:lang w:eastAsia="en-IN"/>
+        </w:rPr>
+      </w:pPr>
+      <w:r>
+        <w:rPr>
+          <w:rFonts w:ascii="Times New Roman" w:eastAsia="Times New Roman" w:hAnsi="Times New Roman" w:cs="Times New Roman"/>
+          <w:b/>
+          <w:bCs/>
+          <w:sz w:val="24"/>
+          <w:szCs w:val="24"/>
+          <w:lang w:eastAsia="en-IN"/>
+        </w:rPr>
+        <w:t>Conclusion</w:t>
+      </w:r>
+      <w:proofErr w:type="gramStart"/>
+      <w:r>
+        <w:rPr>
+          <w:rFonts w:ascii="Times New Roman" w:eastAsia="Times New Roman" w:hAnsi="Times New Roman" w:cs="Times New Roman"/>
+          <w:b/>
+          <w:bCs/>
+          <w:sz w:val="24"/>
+          <w:szCs w:val="24"/>
+          <w:lang w:eastAsia="en-IN"/>
+        </w:rPr>
+        <w:t>:</w:t>
+      </w:r>
+      <w:proofErr w:type="gramEnd"/>
+      <w:r>
+        <w:rPr>
+          <w:rFonts w:ascii="Times New Roman" w:eastAsia="Times New Roman" w:hAnsi="Times New Roman" w:cs="Times New Roman"/>
+          <w:sz w:val="24"/>
+          <w:szCs w:val="24"/>
+          <w:lang w:eastAsia="en-IN"/>
+        </w:rPr>
+        <w:br/>
+        <w:t>Java is widely used for web applications, mobile applications (especially Android), enterprise software, and cloud-based systems because of its security, portability, performance, and ease of development.</w:t>
+      </w:r>
+    </w:p>
+    <w:p/>
     <w:sectPr>
       <w:pgSz w:w="11906" w:h="16838"/>
       <w:pgMar w:top="1440" w:right="1440" w:bottom="1440" w:left="1440" w:header="708" w:footer="708" w:gutter="0"/>
@@ -17,6 +1080,1087 @@
     </w:sectPr>
   </w:body>
 </w:document>
+</file>
+
+<file path=word/numbering.xml><?xml version="1.0" encoding="utf-8"?>
+<w:numbering xmlns:wpc="http://schemas.microsoft.com/office/word/2010/wordprocessingCanvas" xmlns:mc="http://schemas.openxmlformats.org/markup-compatibility/2006" xmlns:o="urn:schemas-microsoft-com:office:office" xmlns:r="http://schemas.openxmlformats.org/officeDocument/2006/relationships" xmlns:m="http://schemas.openxmlformats.org/officeDocument/2006/math" xmlns:v="urn:schemas-microsoft-com:vml" xmlns:wp14="http://schemas.microsoft.com/office/word/2010/wordprocessingDrawing" xmlns:wp="http://schemas.openxmlformats.org/drawingml/2006/wordprocessingDrawing" xmlns:w10="urn:schemas-microsoft-com:office:word" xmlns:w="http://schemas.openxmlformats.org/wordprocessingml/2006/main" xmlns:w14="http://schemas.microsoft.com/office/word/2010/wordml" xmlns:wpg="http://schemas.microsoft.com/office/word/2010/wordprocessingGroup" xmlns:wpi="http://schemas.microsoft.com/office/word/2010/wordprocessingInk" xmlns:wne="http://schemas.microsoft.com/office/word/2006/wordml" xmlns:wps="http://schemas.microsoft.com/office/word/2010/wordprocessingShape" mc:Ignorable="w14 wp14">
+  <w:abstractNum w:abstractNumId="0">
+    <w:nsid w:val="203E2421"/>
+    <w:multiLevelType w:val="multilevel"/>
+    <w:tmpl w:val="8DAEB63A"/>
+    <w:lvl w:ilvl="0">
+      <w:start w:val="13"/>
+      <w:numFmt w:val="decimal"/>
+      <w:lvlText w:val="%1."/>
+      <w:lvlJc w:val="left"/>
+      <w:pPr>
+        <w:tabs>
+          <w:tab w:val="num" w:pos="720"/>
+        </w:tabs>
+        <w:ind w:left="720" w:hanging="360"/>
+      </w:pPr>
+    </w:lvl>
+    <w:lvl w:ilvl="1" w:tentative="1">
+      <w:start w:val="1"/>
+      <w:numFmt w:val="decimal"/>
+      <w:lvlText w:val="%2."/>
+      <w:lvlJc w:val="left"/>
+      <w:pPr>
+        <w:tabs>
+          <w:tab w:val="num" w:pos="1440"/>
+        </w:tabs>
+        <w:ind w:left="1440" w:hanging="360"/>
+      </w:pPr>
+    </w:lvl>
+    <w:lvl w:ilvl="2" w:tentative="1">
+      <w:start w:val="1"/>
+      <w:numFmt w:val="decimal"/>
+      <w:lvlText w:val="%3."/>
+      <w:lvlJc w:val="left"/>
+      <w:pPr>
+        <w:tabs>
+          <w:tab w:val="num" w:pos="2160"/>
+        </w:tabs>
+        <w:ind w:left="2160" w:hanging="360"/>
+      </w:pPr>
+    </w:lvl>
+    <w:lvl w:ilvl="3" w:tentative="1">
+      <w:start w:val="1"/>
+      <w:numFmt w:val="decimal"/>
+      <w:lvlText w:val="%4."/>
+      <w:lvlJc w:val="left"/>
+      <w:pPr>
+        <w:tabs>
+          <w:tab w:val="num" w:pos="2880"/>
+        </w:tabs>
+        <w:ind w:left="2880" w:hanging="360"/>
+      </w:pPr>
+    </w:lvl>
+    <w:lvl w:ilvl="4" w:tentative="1">
+      <w:start w:val="1"/>
+      <w:numFmt w:val="decimal"/>
+      <w:lvlText w:val="%5."/>
+      <w:lvlJc w:val="left"/>
+      <w:pPr>
+        <w:tabs>
+          <w:tab w:val="num" w:pos="3600"/>
+        </w:tabs>
+        <w:ind w:left="3600" w:hanging="360"/>
+      </w:pPr>
+    </w:lvl>
+    <w:lvl w:ilvl="5" w:tentative="1">
+      <w:start w:val="1"/>
+      <w:numFmt w:val="decimal"/>
+      <w:lvlText w:val="%6."/>
+      <w:lvlJc w:val="left"/>
+      <w:pPr>
+        <w:tabs>
+          <w:tab w:val="num" w:pos="4320"/>
+        </w:tabs>
+        <w:ind w:left="4320" w:hanging="360"/>
+      </w:pPr>
+    </w:lvl>
+    <w:lvl w:ilvl="6" w:tentative="1">
+      <w:start w:val="1"/>
+      <w:numFmt w:val="decimal"/>
+      <w:lvlText w:val="%7."/>
+      <w:lvlJc w:val="left"/>
+      <w:pPr>
+        <w:tabs>
+          <w:tab w:val="num" w:pos="5040"/>
+        </w:tabs>
+        <w:ind w:left="5040" w:hanging="360"/>
+      </w:pPr>
+    </w:lvl>
+    <w:lvl w:ilvl="7" w:tentative="1">
+      <w:start w:val="1"/>
+      <w:numFmt w:val="decimal"/>
+      <w:lvlText w:val="%8."/>
+      <w:lvlJc w:val="left"/>
+      <w:pPr>
+        <w:tabs>
+          <w:tab w:val="num" w:pos="5760"/>
+        </w:tabs>
+        <w:ind w:left="5760" w:hanging="360"/>
+      </w:pPr>
+    </w:lvl>
+    <w:lvl w:ilvl="8" w:tentative="1">
+      <w:start w:val="1"/>
+      <w:numFmt w:val="decimal"/>
+      <w:lvlText w:val="%9."/>
+      <w:lvlJc w:val="left"/>
+      <w:pPr>
+        <w:tabs>
+          <w:tab w:val="num" w:pos="6480"/>
+        </w:tabs>
+        <w:ind w:left="6480" w:hanging="360"/>
+      </w:pPr>
+    </w:lvl>
+  </w:abstractNum>
+  <w:abstractNum w:abstractNumId="1">
+    <w:nsid w:val="2A664092"/>
+    <w:multiLevelType w:val="multilevel"/>
+    <w:tmpl w:val="B2BED032"/>
+    <w:lvl w:ilvl="0">
+      <w:start w:val="1"/>
+      <w:numFmt w:val="bullet"/>
+      <w:lvlText w:val=""/>
+      <w:lvlJc w:val="left"/>
+      <w:pPr>
+        <w:tabs>
+          <w:tab w:val="num" w:pos="720"/>
+        </w:tabs>
+        <w:ind w:left="720" w:hanging="360"/>
+      </w:pPr>
+      <w:rPr>
+        <w:rFonts w:ascii="Symbol" w:hAnsi="Symbol" w:hint="default"/>
+        <w:sz w:val="20"/>
+      </w:rPr>
+    </w:lvl>
+    <w:lvl w:ilvl="1" w:tentative="1">
+      <w:start w:val="1"/>
+      <w:numFmt w:val="bullet"/>
+      <w:lvlText w:val="o"/>
+      <w:lvlJc w:val="left"/>
+      <w:pPr>
+        <w:tabs>
+          <w:tab w:val="num" w:pos="1440"/>
+        </w:tabs>
+        <w:ind w:left="1440" w:hanging="360"/>
+      </w:pPr>
+      <w:rPr>
+        <w:rFonts w:ascii="Courier New" w:hAnsi="Courier New" w:hint="default"/>
+        <w:sz w:val="20"/>
+      </w:rPr>
+    </w:lvl>
+    <w:lvl w:ilvl="2" w:tentative="1">
+      <w:start w:val="1"/>
+      <w:numFmt w:val="bullet"/>
+      <w:lvlText w:val=""/>
+      <w:lvlJc w:val="left"/>
+      <w:pPr>
+        <w:tabs>
+          <w:tab w:val="num" w:pos="2160"/>
+        </w:tabs>
+        <w:ind w:left="2160" w:hanging="360"/>
+      </w:pPr>
+      <w:rPr>
+        <w:rFonts w:ascii="Wingdings" w:hAnsi="Wingdings" w:hint="default"/>
+        <w:sz w:val="20"/>
+      </w:rPr>
+    </w:lvl>
+    <w:lvl w:ilvl="3" w:tentative="1">
+      <w:start w:val="1"/>
+      <w:numFmt w:val="bullet"/>
+      <w:lvlText w:val=""/>
+      <w:lvlJc w:val="left"/>
+      <w:pPr>
+        <w:tabs>
+          <w:tab w:val="num" w:pos="2880"/>
+        </w:tabs>
+        <w:ind w:left="2880" w:hanging="360"/>
+      </w:pPr>
+      <w:rPr>
+        <w:rFonts w:ascii="Wingdings" w:hAnsi="Wingdings" w:hint="default"/>
+        <w:sz w:val="20"/>
+      </w:rPr>
+    </w:lvl>
+    <w:lvl w:ilvl="4" w:tentative="1">
+      <w:start w:val="1"/>
+      <w:numFmt w:val="bullet"/>
+      <w:lvlText w:val=""/>
+      <w:lvlJc w:val="left"/>
+      <w:pPr>
+        <w:tabs>
+          <w:tab w:val="num" w:pos="3600"/>
+        </w:tabs>
+        <w:ind w:left="3600" w:hanging="360"/>
+      </w:pPr>
+      <w:rPr>
+        <w:rFonts w:ascii="Wingdings" w:hAnsi="Wingdings" w:hint="default"/>
+        <w:sz w:val="20"/>
+      </w:rPr>
+    </w:lvl>
+    <w:lvl w:ilvl="5" w:tentative="1">
+      <w:start w:val="1"/>
+      <w:numFmt w:val="bullet"/>
+      <w:lvlText w:val=""/>
+      <w:lvlJc w:val="left"/>
+      <w:pPr>
+        <w:tabs>
+          <w:tab w:val="num" w:pos="4320"/>
+        </w:tabs>
+        <w:ind w:left="4320" w:hanging="360"/>
+      </w:pPr>
+      <w:rPr>
+        <w:rFonts w:ascii="Wingdings" w:hAnsi="Wingdings" w:hint="default"/>
+        <w:sz w:val="20"/>
+      </w:rPr>
+    </w:lvl>
+    <w:lvl w:ilvl="6" w:tentative="1">
+      <w:start w:val="1"/>
+      <w:numFmt w:val="bullet"/>
+      <w:lvlText w:val=""/>
+      <w:lvlJc w:val="left"/>
+      <w:pPr>
+        <w:tabs>
+          <w:tab w:val="num" w:pos="5040"/>
+        </w:tabs>
+        <w:ind w:left="5040" w:hanging="360"/>
+      </w:pPr>
+      <w:rPr>
+        <w:rFonts w:ascii="Wingdings" w:hAnsi="Wingdings" w:hint="default"/>
+        <w:sz w:val="20"/>
+      </w:rPr>
+    </w:lvl>
+    <w:lvl w:ilvl="7" w:tentative="1">
+      <w:start w:val="1"/>
+      <w:numFmt w:val="bullet"/>
+      <w:lvlText w:val=""/>
+      <w:lvlJc w:val="left"/>
+      <w:pPr>
+        <w:tabs>
+          <w:tab w:val="num" w:pos="5760"/>
+        </w:tabs>
+        <w:ind w:left="5760" w:hanging="360"/>
+      </w:pPr>
+      <w:rPr>
+        <w:rFonts w:ascii="Wingdings" w:hAnsi="Wingdings" w:hint="default"/>
+        <w:sz w:val="20"/>
+      </w:rPr>
+    </w:lvl>
+    <w:lvl w:ilvl="8" w:tentative="1">
+      <w:start w:val="1"/>
+      <w:numFmt w:val="bullet"/>
+      <w:lvlText w:val=""/>
+      <w:lvlJc w:val="left"/>
+      <w:pPr>
+        <w:tabs>
+          <w:tab w:val="num" w:pos="6480"/>
+        </w:tabs>
+        <w:ind w:left="6480" w:hanging="360"/>
+      </w:pPr>
+      <w:rPr>
+        <w:rFonts w:ascii="Wingdings" w:hAnsi="Wingdings" w:hint="default"/>
+        <w:sz w:val="20"/>
+      </w:rPr>
+    </w:lvl>
+  </w:abstractNum>
+  <w:abstractNum w:abstractNumId="2">
+    <w:nsid w:val="2D4A25E3"/>
+    <w:multiLevelType w:val="multilevel"/>
+    <w:tmpl w:val="564C2806"/>
+    <w:lvl w:ilvl="0">
+      <w:start w:val="1"/>
+      <w:numFmt w:val="bullet"/>
+      <w:lvlText w:val=""/>
+      <w:lvlJc w:val="left"/>
+      <w:pPr>
+        <w:tabs>
+          <w:tab w:val="num" w:pos="720"/>
+        </w:tabs>
+        <w:ind w:left="720" w:hanging="360"/>
+      </w:pPr>
+      <w:rPr>
+        <w:rFonts w:ascii="Symbol" w:hAnsi="Symbol" w:hint="default"/>
+        <w:sz w:val="20"/>
+      </w:rPr>
+    </w:lvl>
+    <w:lvl w:ilvl="1" w:tentative="1">
+      <w:start w:val="1"/>
+      <w:numFmt w:val="bullet"/>
+      <w:lvlText w:val="o"/>
+      <w:lvlJc w:val="left"/>
+      <w:pPr>
+        <w:tabs>
+          <w:tab w:val="num" w:pos="1440"/>
+        </w:tabs>
+        <w:ind w:left="1440" w:hanging="360"/>
+      </w:pPr>
+      <w:rPr>
+        <w:rFonts w:ascii="Courier New" w:hAnsi="Courier New" w:hint="default"/>
+        <w:sz w:val="20"/>
+      </w:rPr>
+    </w:lvl>
+    <w:lvl w:ilvl="2" w:tentative="1">
+      <w:start w:val="1"/>
+      <w:numFmt w:val="bullet"/>
+      <w:lvlText w:val=""/>
+      <w:lvlJc w:val="left"/>
+      <w:pPr>
+        <w:tabs>
+          <w:tab w:val="num" w:pos="2160"/>
+        </w:tabs>
+        <w:ind w:left="2160" w:hanging="360"/>
+      </w:pPr>
+      <w:rPr>
+        <w:rFonts w:ascii="Wingdings" w:hAnsi="Wingdings" w:hint="default"/>
+        <w:sz w:val="20"/>
+      </w:rPr>
+    </w:lvl>
+    <w:lvl w:ilvl="3" w:tentative="1">
+      <w:start w:val="1"/>
+      <w:numFmt w:val="bullet"/>
+      <w:lvlText w:val=""/>
+      <w:lvlJc w:val="left"/>
+      <w:pPr>
+        <w:tabs>
+          <w:tab w:val="num" w:pos="2880"/>
+        </w:tabs>
+        <w:ind w:left="2880" w:hanging="360"/>
+      </w:pPr>
+      <w:rPr>
+        <w:rFonts w:ascii="Wingdings" w:hAnsi="Wingdings" w:hint="default"/>
+        <w:sz w:val="20"/>
+      </w:rPr>
+    </w:lvl>
+    <w:lvl w:ilvl="4" w:tentative="1">
+      <w:start w:val="1"/>
+      <w:numFmt w:val="bullet"/>
+      <w:lvlText w:val=""/>
+      <w:lvlJc w:val="left"/>
+      <w:pPr>
+        <w:tabs>
+          <w:tab w:val="num" w:pos="3600"/>
+        </w:tabs>
+        <w:ind w:left="3600" w:hanging="360"/>
+      </w:pPr>
+      <w:rPr>
+        <w:rFonts w:ascii="Wingdings" w:hAnsi="Wingdings" w:hint="default"/>
+        <w:sz w:val="20"/>
+      </w:rPr>
+    </w:lvl>
+    <w:lvl w:ilvl="5" w:tentative="1">
+      <w:start w:val="1"/>
+      <w:numFmt w:val="bullet"/>
+      <w:lvlText w:val=""/>
+      <w:lvlJc w:val="left"/>
+      <w:pPr>
+        <w:tabs>
+          <w:tab w:val="num" w:pos="4320"/>
+        </w:tabs>
+        <w:ind w:left="4320" w:hanging="360"/>
+      </w:pPr>
+      <w:rPr>
+        <w:rFonts w:ascii="Wingdings" w:hAnsi="Wingdings" w:hint="default"/>
+        <w:sz w:val="20"/>
+      </w:rPr>
+    </w:lvl>
+    <w:lvl w:ilvl="6" w:tentative="1">
+      <w:start w:val="1"/>
+      <w:numFmt w:val="bullet"/>
+      <w:lvlText w:val=""/>
+      <w:lvlJc w:val="left"/>
+      <w:pPr>
+        <w:tabs>
+          <w:tab w:val="num" w:pos="5040"/>
+        </w:tabs>
+        <w:ind w:left="5040" w:hanging="360"/>
+      </w:pPr>
+      <w:rPr>
+        <w:rFonts w:ascii="Wingdings" w:hAnsi="Wingdings" w:hint="default"/>
+        <w:sz w:val="20"/>
+      </w:rPr>
+    </w:lvl>
+    <w:lvl w:ilvl="7" w:tentative="1">
+      <w:start w:val="1"/>
+      <w:numFmt w:val="bullet"/>
+      <w:lvlText w:val=""/>
+      <w:lvlJc w:val="left"/>
+      <w:pPr>
+        <w:tabs>
+          <w:tab w:val="num" w:pos="5760"/>
+        </w:tabs>
+        <w:ind w:left="5760" w:hanging="360"/>
+      </w:pPr>
+      <w:rPr>
+        <w:rFonts w:ascii="Wingdings" w:hAnsi="Wingdings" w:hint="default"/>
+        <w:sz w:val="20"/>
+      </w:rPr>
+    </w:lvl>
+    <w:lvl w:ilvl="8" w:tentative="1">
+      <w:start w:val="1"/>
+      <w:numFmt w:val="bullet"/>
+      <w:lvlText w:val=""/>
+      <w:lvlJc w:val="left"/>
+      <w:pPr>
+        <w:tabs>
+          <w:tab w:val="num" w:pos="6480"/>
+        </w:tabs>
+        <w:ind w:left="6480" w:hanging="360"/>
+      </w:pPr>
+      <w:rPr>
+        <w:rFonts w:ascii="Wingdings" w:hAnsi="Wingdings" w:hint="default"/>
+        <w:sz w:val="20"/>
+      </w:rPr>
+    </w:lvl>
+  </w:abstractNum>
+  <w:abstractNum w:abstractNumId="3">
+    <w:nsid w:val="43A258F8"/>
+    <w:multiLevelType w:val="multilevel"/>
+    <w:tmpl w:val="B674FE42"/>
+    <w:lvl w:ilvl="0">
+      <w:start w:val="12"/>
+      <w:numFmt w:val="decimal"/>
+      <w:lvlText w:val="%1."/>
+      <w:lvlJc w:val="left"/>
+      <w:pPr>
+        <w:tabs>
+          <w:tab w:val="num" w:pos="720"/>
+        </w:tabs>
+        <w:ind w:left="720" w:hanging="360"/>
+      </w:pPr>
+    </w:lvl>
+    <w:lvl w:ilvl="1" w:tentative="1">
+      <w:start w:val="1"/>
+      <w:numFmt w:val="decimal"/>
+      <w:lvlText w:val="%2."/>
+      <w:lvlJc w:val="left"/>
+      <w:pPr>
+        <w:tabs>
+          <w:tab w:val="num" w:pos="1440"/>
+        </w:tabs>
+        <w:ind w:left="1440" w:hanging="360"/>
+      </w:pPr>
+    </w:lvl>
+    <w:lvl w:ilvl="2" w:tentative="1">
+      <w:start w:val="1"/>
+      <w:numFmt w:val="decimal"/>
+      <w:lvlText w:val="%3."/>
+      <w:lvlJc w:val="left"/>
+      <w:pPr>
+        <w:tabs>
+          <w:tab w:val="num" w:pos="2160"/>
+        </w:tabs>
+        <w:ind w:left="2160" w:hanging="360"/>
+      </w:pPr>
+    </w:lvl>
+    <w:lvl w:ilvl="3" w:tentative="1">
+      <w:start w:val="1"/>
+      <w:numFmt w:val="decimal"/>
+      <w:lvlText w:val="%4."/>
+      <w:lvlJc w:val="left"/>
+      <w:pPr>
+        <w:tabs>
+          <w:tab w:val="num" w:pos="2880"/>
+        </w:tabs>
+        <w:ind w:left="2880" w:hanging="360"/>
+      </w:pPr>
+    </w:lvl>
+    <w:lvl w:ilvl="4" w:tentative="1">
+      <w:start w:val="1"/>
+      <w:numFmt w:val="decimal"/>
+      <w:lvlText w:val="%5."/>
+      <w:lvlJc w:val="left"/>
+      <w:pPr>
+        <w:tabs>
+          <w:tab w:val="num" w:pos="3600"/>
+        </w:tabs>
+        <w:ind w:left="3600" w:hanging="360"/>
+      </w:pPr>
+    </w:lvl>
+    <w:lvl w:ilvl="5" w:tentative="1">
+      <w:start w:val="1"/>
+      <w:numFmt w:val="decimal"/>
+      <w:lvlText w:val="%6."/>
+      <w:lvlJc w:val="left"/>
+      <w:pPr>
+        <w:tabs>
+          <w:tab w:val="num" w:pos="4320"/>
+        </w:tabs>
+        <w:ind w:left="4320" w:hanging="360"/>
+      </w:pPr>
+    </w:lvl>
+    <w:lvl w:ilvl="6" w:tentative="1">
+      <w:start w:val="1"/>
+      <w:numFmt w:val="decimal"/>
+      <w:lvlText w:val="%7."/>
+      <w:lvlJc w:val="left"/>
+      <w:pPr>
+        <w:tabs>
+          <w:tab w:val="num" w:pos="5040"/>
+        </w:tabs>
+        <w:ind w:left="5040" w:hanging="360"/>
+      </w:pPr>
+    </w:lvl>
+    <w:lvl w:ilvl="7" w:tentative="1">
+      <w:start w:val="1"/>
+      <w:numFmt w:val="decimal"/>
+      <w:lvlText w:val="%8."/>
+      <w:lvlJc w:val="left"/>
+      <w:pPr>
+        <w:tabs>
+          <w:tab w:val="num" w:pos="5760"/>
+        </w:tabs>
+        <w:ind w:left="5760" w:hanging="360"/>
+      </w:pPr>
+    </w:lvl>
+    <w:lvl w:ilvl="8" w:tentative="1">
+      <w:start w:val="1"/>
+      <w:numFmt w:val="decimal"/>
+      <w:lvlText w:val="%9."/>
+      <w:lvlJc w:val="left"/>
+      <w:pPr>
+        <w:tabs>
+          <w:tab w:val="num" w:pos="6480"/>
+        </w:tabs>
+        <w:ind w:left="6480" w:hanging="360"/>
+      </w:pPr>
+    </w:lvl>
+  </w:abstractNum>
+  <w:abstractNum w:abstractNumId="4">
+    <w:nsid w:val="626A59B9"/>
+    <w:multiLevelType w:val="multilevel"/>
+    <w:tmpl w:val="955C8634"/>
+    <w:lvl w:ilvl="0">
+      <w:start w:val="1"/>
+      <w:numFmt w:val="bullet"/>
+      <w:lvlText w:val=""/>
+      <w:lvlJc w:val="left"/>
+      <w:pPr>
+        <w:tabs>
+          <w:tab w:val="num" w:pos="720"/>
+        </w:tabs>
+        <w:ind w:left="720" w:hanging="360"/>
+      </w:pPr>
+      <w:rPr>
+        <w:rFonts w:ascii="Symbol" w:hAnsi="Symbol" w:hint="default"/>
+        <w:sz w:val="20"/>
+      </w:rPr>
+    </w:lvl>
+    <w:lvl w:ilvl="1" w:tentative="1">
+      <w:start w:val="1"/>
+      <w:numFmt w:val="bullet"/>
+      <w:lvlText w:val="o"/>
+      <w:lvlJc w:val="left"/>
+      <w:pPr>
+        <w:tabs>
+          <w:tab w:val="num" w:pos="1440"/>
+        </w:tabs>
+        <w:ind w:left="1440" w:hanging="360"/>
+      </w:pPr>
+      <w:rPr>
+        <w:rFonts w:ascii="Courier New" w:hAnsi="Courier New" w:hint="default"/>
+        <w:sz w:val="20"/>
+      </w:rPr>
+    </w:lvl>
+    <w:lvl w:ilvl="2" w:tentative="1">
+      <w:start w:val="1"/>
+      <w:numFmt w:val="bullet"/>
+      <w:lvlText w:val=""/>
+      <w:lvlJc w:val="left"/>
+      <w:pPr>
+        <w:tabs>
+          <w:tab w:val="num" w:pos="2160"/>
+        </w:tabs>
+        <w:ind w:left="2160" w:hanging="360"/>
+      </w:pPr>
+      <w:rPr>
+        <w:rFonts w:ascii="Wingdings" w:hAnsi="Wingdings" w:hint="default"/>
+        <w:sz w:val="20"/>
+      </w:rPr>
+    </w:lvl>
+    <w:lvl w:ilvl="3" w:tentative="1">
+      <w:start w:val="1"/>
+      <w:numFmt w:val="bullet"/>
+      <w:lvlText w:val=""/>
+      <w:lvlJc w:val="left"/>
+      <w:pPr>
+        <w:tabs>
+          <w:tab w:val="num" w:pos="2880"/>
+        </w:tabs>
+        <w:ind w:left="2880" w:hanging="360"/>
+      </w:pPr>
+      <w:rPr>
+        <w:rFonts w:ascii="Wingdings" w:hAnsi="Wingdings" w:hint="default"/>
+        <w:sz w:val="20"/>
+      </w:rPr>
+    </w:lvl>
+    <w:lvl w:ilvl="4" w:tentative="1">
+      <w:start w:val="1"/>
+      <w:numFmt w:val="bullet"/>
+      <w:lvlText w:val=""/>
+      <w:lvlJc w:val="left"/>
+      <w:pPr>
+        <w:tabs>
+          <w:tab w:val="num" w:pos="3600"/>
+        </w:tabs>
+        <w:ind w:left="3600" w:hanging="360"/>
+      </w:pPr>
+      <w:rPr>
+        <w:rFonts w:ascii="Wingdings" w:hAnsi="Wingdings" w:hint="default"/>
+        <w:sz w:val="20"/>
+      </w:rPr>
+    </w:lvl>
+    <w:lvl w:ilvl="5" w:tentative="1">
+      <w:start w:val="1"/>
+      <w:numFmt w:val="bullet"/>
+      <w:lvlText w:val=""/>
+      <w:lvlJc w:val="left"/>
+      <w:pPr>
+        <w:tabs>
+          <w:tab w:val="num" w:pos="4320"/>
+        </w:tabs>
+        <w:ind w:left="4320" w:hanging="360"/>
+      </w:pPr>
+      <w:rPr>
+        <w:rFonts w:ascii="Wingdings" w:hAnsi="Wingdings" w:hint="default"/>
+        <w:sz w:val="20"/>
+      </w:rPr>
+    </w:lvl>
+    <w:lvl w:ilvl="6" w:tentative="1">
+      <w:start w:val="1"/>
+      <w:numFmt w:val="bullet"/>
+      <w:lvlText w:val=""/>
+      <w:lvlJc w:val="left"/>
+      <w:pPr>
+        <w:tabs>
+          <w:tab w:val="num" w:pos="5040"/>
+        </w:tabs>
+        <w:ind w:left="5040" w:hanging="360"/>
+      </w:pPr>
+      <w:rPr>
+        <w:rFonts w:ascii="Wingdings" w:hAnsi="Wingdings" w:hint="default"/>
+        <w:sz w:val="20"/>
+      </w:rPr>
+    </w:lvl>
+    <w:lvl w:ilvl="7" w:tentative="1">
+      <w:start w:val="1"/>
+      <w:numFmt w:val="bullet"/>
+      <w:lvlText w:val=""/>
+      <w:lvlJc w:val="left"/>
+      <w:pPr>
+        <w:tabs>
+          <w:tab w:val="num" w:pos="5760"/>
+        </w:tabs>
+        <w:ind w:left="5760" w:hanging="360"/>
+      </w:pPr>
+      <w:rPr>
+        <w:rFonts w:ascii="Wingdings" w:hAnsi="Wingdings" w:hint="default"/>
+        <w:sz w:val="20"/>
+      </w:rPr>
+    </w:lvl>
+    <w:lvl w:ilvl="8" w:tentative="1">
+      <w:start w:val="1"/>
+      <w:numFmt w:val="bullet"/>
+      <w:lvlText w:val=""/>
+      <w:lvlJc w:val="left"/>
+      <w:pPr>
+        <w:tabs>
+          <w:tab w:val="num" w:pos="6480"/>
+        </w:tabs>
+        <w:ind w:left="6480" w:hanging="360"/>
+      </w:pPr>
+      <w:rPr>
+        <w:rFonts w:ascii="Wingdings" w:hAnsi="Wingdings" w:hint="default"/>
+        <w:sz w:val="20"/>
+      </w:rPr>
+    </w:lvl>
+  </w:abstractNum>
+  <w:abstractNum w:abstractNumId="5">
+    <w:nsid w:val="6A23151F"/>
+    <w:multiLevelType w:val="multilevel"/>
+    <w:tmpl w:val="F3E2A544"/>
+    <w:lvl w:ilvl="0">
+      <w:start w:val="1"/>
+      <w:numFmt w:val="decimal"/>
+      <w:lvlText w:val="%1."/>
+      <w:lvlJc w:val="left"/>
+      <w:pPr>
+        <w:tabs>
+          <w:tab w:val="num" w:pos="720"/>
+        </w:tabs>
+        <w:ind w:left="720" w:hanging="360"/>
+      </w:pPr>
+    </w:lvl>
+    <w:lvl w:ilvl="1">
+      <w:start w:val="1"/>
+      <w:numFmt w:val="bullet"/>
+      <w:lvlText w:val="o"/>
+      <w:lvlJc w:val="left"/>
+      <w:pPr>
+        <w:tabs>
+          <w:tab w:val="num" w:pos="1440"/>
+        </w:tabs>
+        <w:ind w:left="1440" w:hanging="360"/>
+      </w:pPr>
+      <w:rPr>
+        <w:rFonts w:ascii="Courier New" w:hAnsi="Courier New" w:hint="default"/>
+        <w:sz w:val="20"/>
+      </w:rPr>
+    </w:lvl>
+    <w:lvl w:ilvl="2" w:tentative="1">
+      <w:start w:val="1"/>
+      <w:numFmt w:val="decimal"/>
+      <w:lvlText w:val="%3."/>
+      <w:lvlJc w:val="left"/>
+      <w:pPr>
+        <w:tabs>
+          <w:tab w:val="num" w:pos="2160"/>
+        </w:tabs>
+        <w:ind w:left="2160" w:hanging="360"/>
+      </w:pPr>
+    </w:lvl>
+    <w:lvl w:ilvl="3" w:tentative="1">
+      <w:start w:val="1"/>
+      <w:numFmt w:val="decimal"/>
+      <w:lvlText w:val="%4."/>
+      <w:lvlJc w:val="left"/>
+      <w:pPr>
+        <w:tabs>
+          <w:tab w:val="num" w:pos="2880"/>
+        </w:tabs>
+        <w:ind w:left="2880" w:hanging="360"/>
+      </w:pPr>
+    </w:lvl>
+    <w:lvl w:ilvl="4" w:tentative="1">
+      <w:start w:val="1"/>
+      <w:numFmt w:val="decimal"/>
+      <w:lvlText w:val="%5."/>
+      <w:lvlJc w:val="left"/>
+      <w:pPr>
+        <w:tabs>
+          <w:tab w:val="num" w:pos="3600"/>
+        </w:tabs>
+        <w:ind w:left="3600" w:hanging="360"/>
+      </w:pPr>
+    </w:lvl>
+    <w:lvl w:ilvl="5" w:tentative="1">
+      <w:start w:val="1"/>
+      <w:numFmt w:val="decimal"/>
+      <w:lvlText w:val="%6."/>
+      <w:lvlJc w:val="left"/>
+      <w:pPr>
+        <w:tabs>
+          <w:tab w:val="num" w:pos="4320"/>
+        </w:tabs>
+        <w:ind w:left="4320" w:hanging="360"/>
+      </w:pPr>
+    </w:lvl>
+    <w:lvl w:ilvl="6" w:tentative="1">
+      <w:start w:val="1"/>
+      <w:numFmt w:val="decimal"/>
+      <w:lvlText w:val="%7."/>
+      <w:lvlJc w:val="left"/>
+      <w:pPr>
+        <w:tabs>
+          <w:tab w:val="num" w:pos="5040"/>
+        </w:tabs>
+        <w:ind w:left="5040" w:hanging="360"/>
+      </w:pPr>
+    </w:lvl>
+    <w:lvl w:ilvl="7" w:tentative="1">
+      <w:start w:val="1"/>
+      <w:numFmt w:val="decimal"/>
+      <w:lvlText w:val="%8."/>
+      <w:lvlJc w:val="left"/>
+      <w:pPr>
+        <w:tabs>
+          <w:tab w:val="num" w:pos="5760"/>
+        </w:tabs>
+        <w:ind w:left="5760" w:hanging="360"/>
+      </w:pPr>
+    </w:lvl>
+    <w:lvl w:ilvl="8" w:tentative="1">
+      <w:start w:val="1"/>
+      <w:numFmt w:val="decimal"/>
+      <w:lvlText w:val="%9."/>
+      <w:lvlJc w:val="left"/>
+      <w:pPr>
+        <w:tabs>
+          <w:tab w:val="num" w:pos="6480"/>
+        </w:tabs>
+        <w:ind w:left="6480" w:hanging="360"/>
+      </w:pPr>
+    </w:lvl>
+  </w:abstractNum>
+  <w:abstractNum w:abstractNumId="6">
+    <w:nsid w:val="6D843F04"/>
+    <w:multiLevelType w:val="multilevel"/>
+    <w:tmpl w:val="85FEE0C4"/>
+    <w:lvl w:ilvl="0">
+      <w:start w:val="1"/>
+      <w:numFmt w:val="bullet"/>
+      <w:lvlText w:val=""/>
+      <w:lvlJc w:val="left"/>
+      <w:pPr>
+        <w:tabs>
+          <w:tab w:val="num" w:pos="720"/>
+        </w:tabs>
+        <w:ind w:left="720" w:hanging="360"/>
+      </w:pPr>
+      <w:rPr>
+        <w:rFonts w:ascii="Symbol" w:hAnsi="Symbol" w:hint="default"/>
+        <w:sz w:val="20"/>
+      </w:rPr>
+    </w:lvl>
+    <w:lvl w:ilvl="1" w:tentative="1">
+      <w:start w:val="1"/>
+      <w:numFmt w:val="bullet"/>
+      <w:lvlText w:val="o"/>
+      <w:lvlJc w:val="left"/>
+      <w:pPr>
+        <w:tabs>
+          <w:tab w:val="num" w:pos="1440"/>
+        </w:tabs>
+        <w:ind w:left="1440" w:hanging="360"/>
+      </w:pPr>
+      <w:rPr>
+        <w:rFonts w:ascii="Courier New" w:hAnsi="Courier New" w:hint="default"/>
+        <w:sz w:val="20"/>
+      </w:rPr>
+    </w:lvl>
+    <w:lvl w:ilvl="2" w:tentative="1">
+      <w:start w:val="1"/>
+      <w:numFmt w:val="bullet"/>
+      <w:lvlText w:val=""/>
+      <w:lvlJc w:val="left"/>
+      <w:pPr>
+        <w:tabs>
+          <w:tab w:val="num" w:pos="2160"/>
+        </w:tabs>
+        <w:ind w:left="2160" w:hanging="360"/>
+      </w:pPr>
+      <w:rPr>
+        <w:rFonts w:ascii="Wingdings" w:hAnsi="Wingdings" w:hint="default"/>
+        <w:sz w:val="20"/>
+      </w:rPr>
+    </w:lvl>
+    <w:lvl w:ilvl="3" w:tentative="1">
+      <w:start w:val="1"/>
+      <w:numFmt w:val="bullet"/>
+      <w:lvlText w:val=""/>
+      <w:lvlJc w:val="left"/>
+      <w:pPr>
+        <w:tabs>
+          <w:tab w:val="num" w:pos="2880"/>
+        </w:tabs>
+        <w:ind w:left="2880" w:hanging="360"/>
+      </w:pPr>
+      <w:rPr>
+        <w:rFonts w:ascii="Wingdings" w:hAnsi="Wingdings" w:hint="default"/>
+        <w:sz w:val="20"/>
+      </w:rPr>
+    </w:lvl>
+    <w:lvl w:ilvl="4" w:tentative="1">
+      <w:start w:val="1"/>
+      <w:numFmt w:val="bullet"/>
+      <w:lvlText w:val=""/>
+      <w:lvlJc w:val="left"/>
+      <w:pPr>
+        <w:tabs>
+          <w:tab w:val="num" w:pos="3600"/>
+        </w:tabs>
+        <w:ind w:left="3600" w:hanging="360"/>
+      </w:pPr>
+      <w:rPr>
+        <w:rFonts w:ascii="Wingdings" w:hAnsi="Wingdings" w:hint="default"/>
+        <w:sz w:val="20"/>
+      </w:rPr>
+    </w:lvl>
+    <w:lvl w:ilvl="5" w:tentative="1">
+      <w:start w:val="1"/>
+      <w:numFmt w:val="bullet"/>
+      <w:lvlText w:val=""/>
+      <w:lvlJc w:val="left"/>
+      <w:pPr>
+        <w:tabs>
+          <w:tab w:val="num" w:pos="4320"/>
+        </w:tabs>
+        <w:ind w:left="4320" w:hanging="360"/>
+      </w:pPr>
+      <w:rPr>
+        <w:rFonts w:ascii="Wingdings" w:hAnsi="Wingdings" w:hint="default"/>
+        <w:sz w:val="20"/>
+      </w:rPr>
+    </w:lvl>
+    <w:lvl w:ilvl="6" w:tentative="1">
+      <w:start w:val="1"/>
+      <w:numFmt w:val="bullet"/>
+      <w:lvlText w:val=""/>
+      <w:lvlJc w:val="left"/>
+      <w:pPr>
+        <w:tabs>
+          <w:tab w:val="num" w:pos="5040"/>
+        </w:tabs>
+        <w:ind w:left="5040" w:hanging="360"/>
+      </w:pPr>
+      <w:rPr>
+        <w:rFonts w:ascii="Wingdings" w:hAnsi="Wingdings" w:hint="default"/>
+        <w:sz w:val="20"/>
+      </w:rPr>
+    </w:lvl>
+    <w:lvl w:ilvl="7" w:tentative="1">
+      <w:start w:val="1"/>
+      <w:numFmt w:val="bullet"/>
+      <w:lvlText w:val=""/>
+      <w:lvlJc w:val="left"/>
+      <w:pPr>
+        <w:tabs>
+          <w:tab w:val="num" w:pos="5760"/>
+        </w:tabs>
+        <w:ind w:left="5760" w:hanging="360"/>
+      </w:pPr>
+      <w:rPr>
+        <w:rFonts w:ascii="Wingdings" w:hAnsi="Wingdings" w:hint="default"/>
+        <w:sz w:val="20"/>
+      </w:rPr>
+    </w:lvl>
+    <w:lvl w:ilvl="8" w:tentative="1">
+      <w:start w:val="1"/>
+      <w:numFmt w:val="bullet"/>
+      <w:lvlText w:val=""/>
+      <w:lvlJc w:val="left"/>
+      <w:pPr>
+        <w:tabs>
+          <w:tab w:val="num" w:pos="6480"/>
+        </w:tabs>
+        <w:ind w:left="6480" w:hanging="360"/>
+      </w:pPr>
+      <w:rPr>
+        <w:rFonts w:ascii="Wingdings" w:hAnsi="Wingdings" w:hint="default"/>
+        <w:sz w:val="20"/>
+      </w:rPr>
+    </w:lvl>
+  </w:abstractNum>
+  <w:abstractNum w:abstractNumId="7">
+    <w:nsid w:val="7C4D577D"/>
+    <w:multiLevelType w:val="multilevel"/>
+    <w:tmpl w:val="5A2A6788"/>
+    <w:lvl w:ilvl="0">
+      <w:start w:val="11"/>
+      <w:numFmt w:val="decimal"/>
+      <w:lvlText w:val="%1."/>
+      <w:lvlJc w:val="left"/>
+      <w:pPr>
+        <w:tabs>
+          <w:tab w:val="num" w:pos="720"/>
+        </w:tabs>
+        <w:ind w:left="720" w:hanging="360"/>
+      </w:pPr>
+    </w:lvl>
+    <w:lvl w:ilvl="1" w:tentative="1">
+      <w:start w:val="1"/>
+      <w:numFmt w:val="decimal"/>
+      <w:lvlText w:val="%2."/>
+      <w:lvlJc w:val="left"/>
+      <w:pPr>
+        <w:tabs>
+          <w:tab w:val="num" w:pos="1440"/>
+        </w:tabs>
+        <w:ind w:left="1440" w:hanging="360"/>
+      </w:pPr>
+    </w:lvl>
+    <w:lvl w:ilvl="2" w:tentative="1">
+      <w:start w:val="1"/>
+      <w:numFmt w:val="decimal"/>
+      <w:lvlText w:val="%3."/>
+      <w:lvlJc w:val="left"/>
+      <w:pPr>
+        <w:tabs>
+          <w:tab w:val="num" w:pos="2160"/>
+        </w:tabs>
+        <w:ind w:left="2160" w:hanging="360"/>
+      </w:pPr>
+    </w:lvl>
+    <w:lvl w:ilvl="3" w:tentative="1">
+      <w:start w:val="1"/>
+      <w:numFmt w:val="decimal"/>
+      <w:lvlText w:val="%4."/>
+      <w:lvlJc w:val="left"/>
+      <w:pPr>
+        <w:tabs>
+          <w:tab w:val="num" w:pos="2880"/>
+        </w:tabs>
+        <w:ind w:left="2880" w:hanging="360"/>
+      </w:pPr>
+    </w:lvl>
+    <w:lvl w:ilvl="4" w:tentative="1">
+      <w:start w:val="1"/>
+      <w:numFmt w:val="decimal"/>
+      <w:lvlText w:val="%5."/>
+      <w:lvlJc w:val="left"/>
+      <w:pPr>
+        <w:tabs>
+          <w:tab w:val="num" w:pos="3600"/>
+        </w:tabs>
+        <w:ind w:left="3600" w:hanging="360"/>
+      </w:pPr>
+    </w:lvl>
+    <w:lvl w:ilvl="5" w:tentative="1">
+      <w:start w:val="1"/>
+      <w:numFmt w:val="decimal"/>
+      <w:lvlText w:val="%6."/>
+      <w:lvlJc w:val="left"/>
+      <w:pPr>
+        <w:tabs>
+          <w:tab w:val="num" w:pos="4320"/>
+        </w:tabs>
+        <w:ind w:left="4320" w:hanging="360"/>
+      </w:pPr>
+    </w:lvl>
+    <w:lvl w:ilvl="6" w:tentative="1">
+      <w:start w:val="1"/>
+      <w:numFmt w:val="decimal"/>
+      <w:lvlText w:val="%7."/>
+      <w:lvlJc w:val="left"/>
+      <w:pPr>
+        <w:tabs>
+          <w:tab w:val="num" w:pos="5040"/>
+        </w:tabs>
+        <w:ind w:left="5040" w:hanging="360"/>
+      </w:pPr>
+    </w:lvl>
+    <w:lvl w:ilvl="7" w:tentative="1">
+      <w:start w:val="1"/>
+      <w:numFmt w:val="decimal"/>
+      <w:lvlText w:val="%8."/>
+      <w:lvlJc w:val="left"/>
+      <w:pPr>
+        <w:tabs>
+          <w:tab w:val="num" w:pos="5760"/>
+        </w:tabs>
+        <w:ind w:left="5760" w:hanging="360"/>
+      </w:pPr>
+    </w:lvl>
+    <w:lvl w:ilvl="8" w:tentative="1">
+      <w:start w:val="1"/>
+      <w:numFmt w:val="decimal"/>
+      <w:lvlText w:val="%9."/>
+      <w:lvlJc w:val="left"/>
+      <w:pPr>
+        <w:tabs>
+          <w:tab w:val="num" w:pos="6480"/>
+        </w:tabs>
+        <w:ind w:left="6480" w:hanging="360"/>
+      </w:pPr>
+    </w:lvl>
+  </w:abstractNum>
+  <w:num w:numId="1">
+    <w:abstractNumId w:val="5"/>
+  </w:num>
+  <w:num w:numId="2">
+    <w:abstractNumId w:val="4"/>
+  </w:num>
+  <w:num w:numId="3">
+    <w:abstractNumId w:val="7"/>
+  </w:num>
+  <w:num w:numId="4">
+    <w:abstractNumId w:val="1"/>
+  </w:num>
+  <w:num w:numId="5">
+    <w:abstractNumId w:val="3"/>
+  </w:num>
+  <w:num w:numId="6">
+    <w:abstractNumId w:val="6"/>
+  </w:num>
+  <w:num w:numId="7">
+    <w:abstractNumId w:val="0"/>
+  </w:num>
+  <w:num w:numId="8">
+    <w:abstractNumId w:val="2"/>
+  </w:num>
+</w:numbering>
 </file>
 
 <file path=word/styles.xml><?xml version="1.0" encoding="utf-8"?>
@@ -179,6 +2323,26 @@
     <w:name w:val="Normal"/>
     <w:qFormat/>
   </w:style>
+  <w:style w:type="paragraph" w:styleId="Heading2">
+    <w:name w:val="heading 2"/>
+    <w:basedOn w:val="Normal"/>
+    <w:link w:val="Heading2Char"/>
+    <w:uiPriority w:val="9"/>
+    <w:qFormat/>
+    <w:rsid w:val="004E356F"/>
+    <w:pPr>
+      <w:spacing w:before="100" w:beforeAutospacing="1" w:after="100" w:afterAutospacing="1" w:line="240" w:lineRule="auto"/>
+      <w:outlineLvl w:val="1"/>
+    </w:pPr>
+    <w:rPr>
+      <w:rFonts w:ascii="Times New Roman" w:eastAsia="Times New Roman" w:hAnsi="Times New Roman" w:cs="Times New Roman"/>
+      <w:b/>
+      <w:bCs/>
+      <w:sz w:val="36"/>
+      <w:szCs w:val="36"/>
+      <w:lang w:eastAsia="en-IN"/>
+    </w:rPr>
+  </w:style>
   <w:style w:type="character" w:default="1" w:styleId="DefaultParagraphFont">
     <w:name w:val="Default Paragraph Font"/>
     <w:uiPriority w:val="1"/>
@@ -205,6 +2369,49 @@
     <w:uiPriority w:val="99"/>
     <w:semiHidden/>
     <w:unhideWhenUsed/>
+  </w:style>
+  <w:style w:type="character" w:customStyle="1" w:styleId="Heading2Char">
+    <w:name w:val="Heading 2 Char"/>
+    <w:basedOn w:val="DefaultParagraphFont"/>
+    <w:link w:val="Heading2"/>
+    <w:uiPriority w:val="9"/>
+    <w:rsid w:val="004E356F"/>
+    <w:rPr>
+      <w:rFonts w:ascii="Times New Roman" w:eastAsia="Times New Roman" w:hAnsi="Times New Roman" w:cs="Times New Roman"/>
+      <w:b/>
+      <w:bCs/>
+      <w:sz w:val="36"/>
+      <w:szCs w:val="36"/>
+      <w:lang w:eastAsia="en-IN"/>
+    </w:rPr>
+  </w:style>
+  <w:style w:type="paragraph" w:styleId="NormalWeb">
+    <w:name w:val="Normal (Web)"/>
+    <w:basedOn w:val="Normal"/>
+    <w:uiPriority w:val="99"/>
+    <w:semiHidden/>
+    <w:unhideWhenUsed/>
+    <w:rsid w:val="004E356F"/>
+    <w:pPr>
+      <w:spacing w:before="100" w:beforeAutospacing="1" w:after="100" w:afterAutospacing="1" w:line="240" w:lineRule="auto"/>
+    </w:pPr>
+    <w:rPr>
+      <w:rFonts w:ascii="Times New Roman" w:eastAsia="Times New Roman" w:hAnsi="Times New Roman" w:cs="Times New Roman"/>
+      <w:sz w:val="24"/>
+      <w:szCs w:val="24"/>
+      <w:lang w:eastAsia="en-IN"/>
+    </w:rPr>
+  </w:style>
+  <w:style w:type="character" w:styleId="Strong">
+    <w:name w:val="Strong"/>
+    <w:basedOn w:val="DefaultParagraphFont"/>
+    <w:uiPriority w:val="22"/>
+    <w:qFormat/>
+    <w:rsid w:val="004E356F"/>
+    <w:rPr>
+      <w:b/>
+      <w:bCs/>
+    </w:rPr>
   </w:style>
 </w:styles>
 </file>
@@ -369,6 +2576,26 @@
     <w:name w:val="Normal"/>
     <w:qFormat/>
   </w:style>
+  <w:style w:type="paragraph" w:styleId="Heading2">
+    <w:name w:val="heading 2"/>
+    <w:basedOn w:val="Normal"/>
+    <w:link w:val="Heading2Char"/>
+    <w:uiPriority w:val="9"/>
+    <w:qFormat/>
+    <w:rsid w:val="004E356F"/>
+    <w:pPr>
+      <w:spacing w:before="100" w:beforeAutospacing="1" w:after="100" w:afterAutospacing="1" w:line="240" w:lineRule="auto"/>
+      <w:outlineLvl w:val="1"/>
+    </w:pPr>
+    <w:rPr>
+      <w:rFonts w:ascii="Times New Roman" w:eastAsia="Times New Roman" w:hAnsi="Times New Roman" w:cs="Times New Roman"/>
+      <w:b/>
+      <w:bCs/>
+      <w:sz w:val="36"/>
+      <w:szCs w:val="36"/>
+      <w:lang w:eastAsia="en-IN"/>
+    </w:rPr>
+  </w:style>
   <w:style w:type="character" w:default="1" w:styleId="DefaultParagraphFont">
     <w:name w:val="Default Paragraph Font"/>
     <w:uiPriority w:val="1"/>
@@ -395,6 +2622,49 @@
     <w:uiPriority w:val="99"/>
     <w:semiHidden/>
     <w:unhideWhenUsed/>
+  </w:style>
+  <w:style w:type="character" w:customStyle="1" w:styleId="Heading2Char">
+    <w:name w:val="Heading 2 Char"/>
+    <w:basedOn w:val="DefaultParagraphFont"/>
+    <w:link w:val="Heading2"/>
+    <w:uiPriority w:val="9"/>
+    <w:rsid w:val="004E356F"/>
+    <w:rPr>
+      <w:rFonts w:ascii="Times New Roman" w:eastAsia="Times New Roman" w:hAnsi="Times New Roman" w:cs="Times New Roman"/>
+      <w:b/>
+      <w:bCs/>
+      <w:sz w:val="36"/>
+      <w:szCs w:val="36"/>
+      <w:lang w:eastAsia="en-IN"/>
+    </w:rPr>
+  </w:style>
+  <w:style w:type="paragraph" w:styleId="NormalWeb">
+    <w:name w:val="Normal (Web)"/>
+    <w:basedOn w:val="Normal"/>
+    <w:uiPriority w:val="99"/>
+    <w:semiHidden/>
+    <w:unhideWhenUsed/>
+    <w:rsid w:val="004E356F"/>
+    <w:pPr>
+      <w:spacing w:before="100" w:beforeAutospacing="1" w:after="100" w:afterAutospacing="1" w:line="240" w:lineRule="auto"/>
+    </w:pPr>
+    <w:rPr>
+      <w:rFonts w:ascii="Times New Roman" w:eastAsia="Times New Roman" w:hAnsi="Times New Roman" w:cs="Times New Roman"/>
+      <w:sz w:val="24"/>
+      <w:szCs w:val="24"/>
+      <w:lang w:eastAsia="en-IN"/>
+    </w:rPr>
+  </w:style>
+  <w:style w:type="character" w:styleId="Strong">
+    <w:name w:val="Strong"/>
+    <w:basedOn w:val="DefaultParagraphFont"/>
+    <w:uiPriority w:val="22"/>
+    <w:qFormat/>
+    <w:rsid w:val="004E356F"/>
+    <w:rPr>
+      <w:b/>
+      <w:bCs/>
+    </w:rPr>
   </w:style>
 </w:styles>
 </file>
